--- a/output/section-docs/ICT_G12_U04_S04_section_source.docx
+++ b/output/section-docs/ICT_G12_U04_S04_section_source.docx
@@ -19,7 +19,8 @@
           <w:b w:val="false"/>
           <w:bCs w:val="false"/>
         </w:rPr>
-        <w:t xml:space="preserve">Grade 12 ICT (Ethiopian curriculum). Textbook sub-chapter: Unit 4: 4.1, 4.2, 4.3.</w:t>
+        <w:t xml:space="preserve">Grade 12 ICT (Ethiopian curriculum). Textbook sub-chapter: 4.1 Introduction to XML.
+Structure: 1. Welcome &amp; Introduction to the section • 2. Core concept teaching &amp; examples • 3. Summary &amp; section conclusion.</w:t>
       </w:r>
     </w:p>
     <w:p>
@@ -40,31 +41,19 @@
           <w:b w:val="false"/>
           <w:bCs w:val="false"/>
         </w:rPr>
-        <w:t xml:space="preserve">• Introduction to XML</w:t>
-      </w:r>
-    </w:p>
-    <w:p>
-      <w:pPr>
-        <w:spacing w:after="80"/>
-      </w:pPr>
-      <w:r>
-        <w:rPr>
-          <w:b w:val="false"/>
-          <w:bCs w:val="false"/>
-        </w:rPr>
-        <w:t xml:space="preserve">• HTML vs. XML</w:t>
-      </w:r>
-    </w:p>
-    <w:p>
-      <w:pPr>
-        <w:spacing w:after="80"/>
-      </w:pPr>
-      <w:r>
-        <w:rPr>
-          <w:b w:val="false"/>
-          <w:bCs w:val="false"/>
-        </w:rPr>
-        <w:t xml:space="preserve">• Publishing Website</w:t>
+        <w:t xml:space="preserve">• Elements of XML Documents</w:t>
+      </w:r>
+    </w:p>
+    <w:p>
+      <w:pPr>
+        <w:spacing w:after="80"/>
+      </w:pPr>
+      <w:r>
+        <w:rPr>
+          <w:b w:val="false"/>
+          <w:bCs w:val="false"/>
+        </w:rPr>
+        <w:t xml:space="preserve">• Creating XML Documents</w:t>
       </w:r>
     </w:p>
     <w:p>
@@ -226,67 +215,5155 @@
           <w:b w:val="false"/>
           <w:bCs w:val="false"/>
         </w:rPr>
-        <w:t xml:space="preserve">4.1 Introduction to XML</w:t>
-      </w:r>
-    </w:p>
-    <w:p>
-      <w:pPr>
-        <w:spacing w:after="80"/>
-      </w:pPr>
-      <w:r>
-        <w:rPr>
-          <w:b w:val="false"/>
-          <w:bCs w:val="false"/>
-        </w:rPr>
-        <w:t xml:space="preserve">Brainstorming 4.1  What comes to your mind when you hear the term ‘markup language’? The eXtensible Markup Language (XML) is a markup language like HTML. A markup language is a computer language that uses tags enclosed with less than (&lt;) and greater than (&gt;) symbols to define elements within a document. When the file is processed by a suitable application, the tags are used to control the structure or presentation of the data contained in the file. Any text that appears within one of</w:t>
-      </w:r>
-    </w:p>
-    <w:p>
-      <w:pPr>
-        <w:spacing w:after="80"/>
-      </w:pPr>
-      <w:r>
-        <w:rPr>
-          <w:b w:val="false"/>
-          <w:bCs w:val="false"/>
-        </w:rPr>
-        <w:t xml:space="preserve">4.2 HTML vs. XML</w:t>
-      </w:r>
-    </w:p>
-    <w:p>
-      <w:pPr>
-        <w:spacing w:after="80"/>
-      </w:pPr>
-      <w:r>
-        <w:rPr>
-          <w:b w:val="false"/>
-          <w:bCs w:val="false"/>
-        </w:rPr>
-        <w:t xml:space="preserve">Brainstorming 4.2  Compare the features of HTML and XML. HTML is the markup language that helps you to create and design web content. It has a variety of tags and attributes for defining the layout and structure of the web document. It is designed to display data in a formatted manner. An HTML document has the extension .htm or .html. </w:t>
-      </w:r>
-    </w:p>
-    <w:p>
-      <w:pPr>
-        <w:spacing w:after="80"/>
-      </w:pPr>
-      <w:r>
-        <w:rPr>
-          <w:b w:val="false"/>
-          <w:bCs w:val="false"/>
-        </w:rPr>
-        <w:t xml:space="preserve">4.3 Publishing Website</w:t>
-      </w:r>
-    </w:p>
-    <w:p>
-      <w:pPr>
-        <w:spacing w:after="80"/>
-      </w:pPr>
-      <w:r>
-        <w:rPr>
-          <w:b w:val="false"/>
-          <w:bCs w:val="false"/>
-        </w:rPr>
-        <w:t xml:space="preserve">Brainstorming 4.3  What do you know about website publishing? You have learned that the purpose of XML is for storing structured data, not formatting or styling a document. That is why you see on top of the browser “This XML file does not appear to have any style information associated with it” when you open your XML document (See Figure 4.5 above).</w:t>
+        <w:t xml:space="preserve">4.1. Introduction to XML</w:t>
+      </w:r>
+    </w:p>
+    <w:p>
+      <w:pPr>
+        <w:spacing w:after="80"/>
+      </w:pPr>
+      <w:r>
+        <w:rPr>
+          <w:b w:val="false"/>
+          <w:bCs w:val="false"/>
+        </w:rPr>
+        <w:t xml:space="preserve">Brainstorming 4.1</w:t>
+      </w:r>
+    </w:p>
+    <w:p>
+      <w:pPr>
+        <w:spacing w:after="80"/>
+      </w:pPr>
+      <w:r>
+        <w:rPr>
+          <w:b w:val="false"/>
+          <w:bCs w:val="false"/>
+        </w:rPr>
+        <w:t xml:space="preserve"> What comes to your mind when you hear the term ‘markup language’?</w:t>
+      </w:r>
+    </w:p>
+    <w:p>
+      <w:pPr>
+        <w:spacing w:after="80"/>
+      </w:pPr>
+      <w:r>
+        <w:rPr>
+          <w:b w:val="false"/>
+          <w:bCs w:val="false"/>
+        </w:rPr>
+        <w:t xml:space="preserve">The eXtensible Markup Language (XML) is a markup language like HTML. A</w:t>
+      </w:r>
+    </w:p>
+    <w:p>
+      <w:pPr>
+        <w:spacing w:after="80"/>
+      </w:pPr>
+      <w:r>
+        <w:rPr>
+          <w:b w:val="false"/>
+          <w:bCs w:val="false"/>
+        </w:rPr>
+        <w:t xml:space="preserve">markup language is a computer language that uses tags enclosed with less than (&lt;)</w:t>
+      </w:r>
+    </w:p>
+    <w:p>
+      <w:pPr>
+        <w:spacing w:after="80"/>
+      </w:pPr>
+      <w:r>
+        <w:rPr>
+          <w:b w:val="false"/>
+          <w:bCs w:val="false"/>
+        </w:rPr>
+        <w:t xml:space="preserve">and greater than (&gt;) symbols to define elements within a document. When the file</w:t>
+      </w:r>
+    </w:p>
+    <w:p>
+      <w:pPr>
+        <w:spacing w:after="80"/>
+      </w:pPr>
+      <w:r>
+        <w:rPr>
+          <w:b w:val="false"/>
+          <w:bCs w:val="false"/>
+        </w:rPr>
+        <w:t xml:space="preserve">is processed by a suitable application, the tags are used to control the structure or</w:t>
+      </w:r>
+    </w:p>
+    <w:p>
+      <w:pPr>
+        <w:spacing w:after="80"/>
+      </w:pPr>
+      <w:r>
+        <w:rPr>
+          <w:b w:val="false"/>
+          <w:bCs w:val="false"/>
+        </w:rPr>
+        <w:t xml:space="preserve">presentation of the data contained in the file. Any text that appears within one of</w:t>
+      </w:r>
+    </w:p>
+    <w:p>
+      <w:pPr>
+        <w:spacing w:after="80"/>
+      </w:pPr>
+      <w:r>
+        <w:rPr>
+          <w:b w:val="false"/>
+          <w:bCs w:val="false"/>
+        </w:rPr>
+        <w:t xml:space="preserve">these tags is considered part of the markup language. Markup files contain standard</w:t>
+      </w:r>
+    </w:p>
+    <w:p>
+      <w:pPr>
+        <w:spacing w:after="80"/>
+      </w:pPr>
+      <w:r>
+        <w:rPr>
+          <w:b w:val="false"/>
+          <w:bCs w:val="false"/>
+        </w:rPr>
+        <w:t xml:space="preserve">words, rather than typical programming syntax.</w:t>
+      </w:r>
+    </w:p>
+    <w:p>
+      <w:pPr>
+        <w:spacing w:after="80"/>
+      </w:pPr>
+      <w:r>
+        <w:rPr>
+          <w:b w:val="false"/>
+          <w:bCs w:val="false"/>
+        </w:rPr>
+        <w:t xml:space="preserve">Activity 4.1</w:t>
+      </w:r>
+    </w:p>
+    <w:p>
+      <w:pPr>
+        <w:spacing w:after="80"/>
+      </w:pPr>
+      <w:r>
+        <w:rPr>
+          <w:b w:val="false"/>
+          <w:bCs w:val="false"/>
+        </w:rPr>
+        <w:t xml:space="preserve">• Describe one fact about XML.</w:t>
+      </w:r>
+    </w:p>
+    <w:p>
+      <w:pPr>
+        <w:spacing w:after="80"/>
+      </w:pPr>
+      <w:r>
+        <w:rPr>
+          <w:b w:val="false"/>
+          <w:bCs w:val="false"/>
+        </w:rPr>
+        <w:t xml:space="preserve">XML is a way of applying structure to a web page. XML provides a standard open</w:t>
+      </w:r>
+    </w:p>
+    <w:p>
+      <w:pPr>
+        <w:spacing w:after="80"/>
+      </w:pPr>
+      <w:r>
+        <w:rPr>
+          <w:b w:val="false"/>
+          <w:bCs w:val="false"/>
+        </w:rPr>
+        <w:t xml:space="preserve">format and mechanisms for structuring a document so that it can be exchanged</w:t>
+      </w:r>
+    </w:p>
+    <w:p>
+      <w:pPr>
+        <w:spacing w:after="80"/>
+      </w:pPr>
+      <w:r>
+        <w:rPr>
+          <w:b w:val="false"/>
+          <w:bCs w:val="false"/>
+        </w:rPr>
+        <w:t xml:space="preserve">and manipulated. XML complements your HTML knowledge by allowing you to</w:t>
+      </w:r>
+    </w:p>
+    <w:p>
+      <w:pPr>
+        <w:spacing w:after="80"/>
+      </w:pPr>
+      <w:r>
+        <w:rPr>
+          <w:b w:val="false"/>
+          <w:bCs w:val="false"/>
+        </w:rPr>
+        <w:t xml:space="preserve">structure your data by marking up the text and data to define the data content.</w:t>
+      </w:r>
+    </w:p>
+    <w:p>
+      <w:pPr>
+        <w:spacing w:after="80"/>
+      </w:pPr>
+      <w:r>
+        <w:rPr>
+          <w:b w:val="false"/>
+          <w:bCs w:val="false"/>
+        </w:rPr>
+        <w:t xml:space="preserve">XML is used for storing structured data, rather than formatting information on a</w:t>
+      </w:r>
+    </w:p>
+    <w:p>
+      <w:pPr>
+        <w:spacing w:after="80"/>
+      </w:pPr>
+      <w:r>
+        <w:rPr>
+          <w:b w:val="false"/>
+          <w:bCs w:val="false"/>
+        </w:rPr>
+        <w:t xml:space="preserve">page. While HTML documents use predefined tags (such as “ &lt;head&gt;”, “&lt;title&gt; ”</w:t>
+      </w:r>
+    </w:p>
+    <w:p>
+      <w:pPr>
+        <w:spacing w:after="80"/>
+      </w:pPr>
+      <w:r>
+        <w:rPr>
+          <w:b w:val="false"/>
+          <w:bCs w:val="false"/>
+        </w:rPr>
+        <w:t xml:space="preserve">), XML files use custom tags to define elements.</w:t>
+      </w:r>
+    </w:p>
+    <w:p>
+      <w:pPr>
+        <w:spacing w:after="80"/>
+      </w:pPr>
+      <w:r>
+        <w:rPr>
+          <w:b w:val="false"/>
+          <w:bCs w:val="false"/>
+        </w:rPr>
+        <w:t xml:space="preserve">Microsoft Rich Text Format (RTF), Adobe Portable Document Format (PDF), and</w:t>
+      </w:r>
+    </w:p>
+    <w:p>
+      <w:pPr>
+        <w:spacing w:after="80"/>
+      </w:pPr>
+      <w:r>
+        <w:rPr>
+          <w:b w:val="false"/>
+          <w:bCs w:val="false"/>
+        </w:rPr>
+        <w:t xml:space="preserve">HTML are types of markup languages that provide presentational markup. They</w:t>
+      </w:r>
+    </w:p>
+    <w:p>
+      <w:pPr>
+        <w:spacing w:after="80"/>
+      </w:pPr>
+      <w:r>
+        <w:rPr>
+          <w:b w:val="false"/>
+          <w:bCs w:val="false"/>
+        </w:rPr>
+        <w:t xml:space="preserve">are powerful solutions to the problem of displaying information. Their common</w:t>
+      </w:r>
+    </w:p>
+    <w:p>
+      <w:pPr>
+        <w:spacing w:after="80"/>
+      </w:pPr>
+      <w:r>
+        <w:rPr>
+          <w:b w:val="false"/>
+          <w:bCs w:val="false"/>
+        </w:rPr>
+        <w:t xml:space="preserve">limitation is that they describe how the data looks, but they do not give any</w:t>
+      </w:r>
+    </w:p>
+    <w:p>
+      <w:pPr>
+        <w:spacing w:after="80"/>
+      </w:pPr>
+      <w:r>
+        <w:rPr>
+          <w:b w:val="false"/>
+          <w:bCs w:val="false"/>
+        </w:rPr>
+        <w:t xml:space="preserve">information about what it is.</w:t>
+      </w:r>
+    </w:p>
+    <w:p>
+      <w:pPr>
+        <w:spacing w:after="80"/>
+      </w:pPr>
+      <w:r>
+        <w:rPr>
+          <w:b w:val="false"/>
+          <w:bCs w:val="false"/>
+        </w:rPr>
+        <w:t xml:space="preserve">Like HTML, XML uses tags to “mark-up” data content. Unlike HTML, in XML</w:t>
+      </w:r>
+    </w:p>
+    <w:p>
+      <w:pPr>
+        <w:spacing w:after="80"/>
+      </w:pPr>
+      <w:r>
+        <w:rPr>
+          <w:b w:val="false"/>
+          <w:bCs w:val="false"/>
+        </w:rPr>
+        <w:t xml:space="preserve">you define your own tags that meet the exact needs of your document. The custom</w:t>
+      </w:r>
+    </w:p>
+    <w:p>
+      <w:pPr>
+        <w:spacing w:after="80"/>
+      </w:pPr>
+      <w:r>
+        <w:rPr>
+          <w:b w:val="false"/>
+          <w:bCs w:val="false"/>
+        </w:rPr>
+        <w:t xml:space="preserve">I nformatIon technology grade 12 ~ Student textbook 102</w:t>
+      </w:r>
+    </w:p>
+    <w:p>
+      <w:pPr>
+        <w:spacing w:after="80"/>
+      </w:pPr>
+      <w:r>
+        <w:rPr>
+          <w:b w:val="false"/>
+          <w:bCs w:val="false"/>
+        </w:rPr>
+        <w:t xml:space="preserve">tags make your data easier to organize and more searchable. For example, a student</w:t>
+      </w:r>
+    </w:p>
+    <w:p>
+      <w:pPr>
+        <w:spacing w:after="80"/>
+      </w:pPr>
+      <w:r>
+        <w:rPr>
+          <w:b w:val="false"/>
+          <w:bCs w:val="false"/>
+        </w:rPr>
+        <w:t xml:space="preserve">might describe the book she reads on vacation time like this:</w:t>
+      </w:r>
+    </w:p>
+    <w:p>
+      <w:pPr>
+        <w:spacing w:after="80"/>
+      </w:pPr>
+      <w:r>
+        <w:rPr>
+          <w:b w:val="false"/>
+          <w:bCs w:val="false"/>
+        </w:rPr>
+        <w:t xml:space="preserve">&lt;books&gt;</w:t>
+      </w:r>
+    </w:p>
+    <w:p>
+      <w:pPr>
+        <w:spacing w:after="80"/>
+      </w:pPr>
+      <w:r>
+        <w:rPr>
+          <w:b w:val="false"/>
+          <w:bCs w:val="false"/>
+        </w:rPr>
+        <w:t xml:space="preserve">&lt;book&gt;</w:t>
+      </w:r>
+    </w:p>
+    <w:p>
+      <w:pPr>
+        <w:spacing w:after="80"/>
+      </w:pPr>
+      <w:r>
+        <w:rPr>
+          <w:b w:val="false"/>
+          <w:bCs w:val="false"/>
+        </w:rPr>
+        <w:t xml:space="preserve">&lt;title&gt;An Introduction to XML and Web Technologies &lt;/title&gt;</w:t>
+      </w:r>
+    </w:p>
+    <w:p>
+      <w:pPr>
+        <w:spacing w:after="80"/>
+      </w:pPr>
+      <w:r>
+        <w:rPr>
+          <w:b w:val="false"/>
+          <w:bCs w:val="false"/>
+        </w:rPr>
+        <w:t xml:space="preserve">&lt;author&gt; by Anders Moller, Michael Schwartzbach&lt;/author&gt;</w:t>
+      </w:r>
+    </w:p>
+    <w:p>
+      <w:pPr>
+        <w:spacing w:after="80"/>
+      </w:pPr>
+      <w:r>
+        <w:rPr>
+          <w:b w:val="false"/>
+          <w:bCs w:val="false"/>
+        </w:rPr>
+        <w:t xml:space="preserve">&lt;type&gt;Programming Languages&lt;/type&gt;</w:t>
+      </w:r>
+    </w:p>
+    <w:p>
+      <w:pPr>
+        <w:spacing w:after="80"/>
+      </w:pPr>
+      <w:r>
+        <w:rPr>
+          <w:b w:val="false"/>
+          <w:bCs w:val="false"/>
+        </w:rPr>
+        <w:t xml:space="preserve">&lt;/book&gt;</w:t>
+      </w:r>
+    </w:p>
+    <w:p>
+      <w:pPr>
+        <w:spacing w:after="80"/>
+      </w:pPr>
+      <w:r>
+        <w:rPr>
+          <w:b w:val="false"/>
+          <w:bCs w:val="false"/>
+        </w:rPr>
+        <w:t xml:space="preserve">&lt;/books&gt;</w:t>
+      </w:r>
+    </w:p>
+    <w:p>
+      <w:pPr>
+        <w:spacing w:after="80"/>
+      </w:pPr>
+      <w:r>
+        <w:rPr>
+          <w:b w:val="false"/>
+          <w:bCs w:val="false"/>
+        </w:rPr>
+        <w:t xml:space="preserve">XML does not change the way your web pages looks; instead, it changes the way</w:t>
+      </w:r>
+    </w:p>
+    <w:p>
+      <w:pPr>
+        <w:spacing w:after="80"/>
+      </w:pPr>
+      <w:r>
+        <w:rPr>
+          <w:b w:val="false"/>
+          <w:bCs w:val="false"/>
+        </w:rPr>
+        <w:t xml:space="preserve">the documents are read and filed and stored. Therefore, XML is used to describe</w:t>
+      </w:r>
+    </w:p>
+    <w:p>
+      <w:pPr>
+        <w:spacing w:after="80"/>
+      </w:pPr>
+      <w:r>
+        <w:rPr>
+          <w:b w:val="false"/>
+          <w:bCs w:val="false"/>
+        </w:rPr>
+        <w:t xml:space="preserve">the structure of a document rather than the way it is presented.</w:t>
+      </w:r>
+    </w:p>
+    <w:p>
+      <w:pPr>
+        <w:spacing w:after="80"/>
+      </w:pPr>
+      <w:r>
+        <w:rPr>
+          <w:b w:val="false"/>
+          <w:bCs w:val="false"/>
+        </w:rPr>
+        <w:t xml:space="preserve">The two areas in which XML is useful are structuring data for storage, where a</w:t>
+      </w:r>
+    </w:p>
+    <w:p>
+      <w:pPr>
+        <w:spacing w:after="80"/>
+      </w:pPr>
+      <w:r>
+        <w:rPr>
+          <w:b w:val="false"/>
+          <w:bCs w:val="false"/>
+        </w:rPr>
+        <w:t xml:space="preserve">relational database (See Unit Three about database) is inappropriate, and the</w:t>
+      </w:r>
+    </w:p>
+    <w:p>
+      <w:pPr>
+        <w:spacing w:after="80"/>
+      </w:pPr>
+      <w:r>
+        <w:rPr>
+          <w:b w:val="false"/>
+          <w:bCs w:val="false"/>
+        </w:rPr>
+        <w:t xml:space="preserve">presentation of web pages. For example, a system is handling small quantities of</w:t>
+      </w:r>
+    </w:p>
+    <w:p>
+      <w:pPr>
+        <w:spacing w:after="80"/>
+      </w:pPr>
+      <w:r>
+        <w:rPr>
+          <w:b w:val="false"/>
+          <w:bCs w:val="false"/>
+        </w:rPr>
+        <w:t xml:space="preserve">data, or if the data lacks a relational structure, programmers usually prefer to create</w:t>
+      </w:r>
+    </w:p>
+    <w:p>
+      <w:pPr>
+        <w:spacing w:after="80"/>
+      </w:pPr>
+      <w:r>
+        <w:rPr>
+          <w:b w:val="false"/>
+          <w:bCs w:val="false"/>
+        </w:rPr>
+        <w:t xml:space="preserve">their own data formats, i.e. XML.</w:t>
+      </w:r>
+    </w:p>
+    <w:p>
+      <w:pPr>
+        <w:spacing w:after="80"/>
+      </w:pPr>
+      <w:r>
+        <w:rPr>
+          <w:b w:val="false"/>
+          <w:bCs w:val="false"/>
+        </w:rPr>
+        <w:t xml:space="preserve">Activity 4.2</w:t>
+      </w:r>
+    </w:p>
+    <w:p>
+      <w:pPr>
+        <w:spacing w:after="80"/>
+      </w:pPr>
+      <w:r>
+        <w:rPr>
+          <w:b w:val="false"/>
+          <w:bCs w:val="false"/>
+        </w:rPr>
+        <w:t xml:space="preserve">1. What tags are used by XML? How are they different from tags used in</w:t>
+      </w:r>
+    </w:p>
+    <w:p>
+      <w:pPr>
+        <w:spacing w:after="80"/>
+      </w:pPr>
+      <w:r>
+        <w:rPr>
+          <w:b w:val="false"/>
+          <w:bCs w:val="false"/>
+        </w:rPr>
+        <w:t xml:space="preserve">HTML?</w:t>
+      </w:r>
+    </w:p>
+    <w:p>
+      <w:pPr>
+        <w:spacing w:after="80"/>
+      </w:pPr>
+      <w:r>
+        <w:rPr>
+          <w:b w:val="false"/>
+          <w:bCs w:val="false"/>
+        </w:rPr>
+        <w:t xml:space="preserve">2. Can HTML replaces XML? Explain your reason.</w:t>
+      </w:r>
+    </w:p>
+    <w:p>
+      <w:pPr>
+        <w:spacing w:after="80"/>
+      </w:pPr>
+      <w:r>
+        <w:rPr>
+          <w:b w:val="false"/>
+          <w:bCs w:val="false"/>
+        </w:rPr>
+        <w:t xml:space="preserve">3. Describe two areas where XML is important.</w:t>
+      </w:r>
+    </w:p>
+    <w:p>
+      <w:pPr>
+        <w:spacing w:after="80"/>
+      </w:pPr>
+      <w:r>
+        <w:rPr>
+          <w:b w:val="false"/>
+          <w:bCs w:val="false"/>
+        </w:rPr>
+        <w:t xml:space="preserve">4.1.1 Elements of XML Documents</w:t>
+      </w:r>
+    </w:p>
+    <w:p>
+      <w:pPr>
+        <w:spacing w:after="80"/>
+      </w:pPr>
+      <w:r>
+        <w:rPr>
+          <w:b w:val="false"/>
+          <w:bCs w:val="false"/>
+        </w:rPr>
+        <w:t xml:space="preserve">XML document must contain one root element that is the parent of all other elements,</w:t>
+      </w:r>
+    </w:p>
+    <w:p>
+      <w:pPr>
+        <w:spacing w:after="80"/>
+      </w:pPr>
+      <w:r>
+        <w:rPr>
+          <w:b w:val="false"/>
+          <w:bCs w:val="false"/>
+        </w:rPr>
+        <w:t xml:space="preserve">for example “&lt;people&gt;” in Figure 4.1). The best way to learn what makes up an</w:t>
+      </w:r>
+    </w:p>
+    <w:p>
+      <w:pPr>
+        <w:spacing w:after="80"/>
+      </w:pPr>
+      <w:r>
+        <w:rPr>
+          <w:b w:val="false"/>
+          <w:bCs w:val="false"/>
+        </w:rPr>
+        <w:t xml:space="preserve">XML document is by starting from a simple example. The following is a complete</w:t>
+      </w:r>
+    </w:p>
+    <w:p>
+      <w:pPr>
+        <w:spacing w:after="80"/>
+      </w:pPr>
+      <w:r>
+        <w:rPr>
+          <w:b w:val="false"/>
+          <w:bCs w:val="false"/>
+        </w:rPr>
+        <w:t xml:space="preserve">XML document that lists the names of two known athletes.</w:t>
+      </w:r>
+    </w:p>
+    <w:p>
+      <w:pPr>
+        <w:spacing w:after="80"/>
+      </w:pPr>
+      <w:r>
+        <w:rPr>
+          <w:b w:val="false"/>
+          <w:bCs w:val="false"/>
+        </w:rPr>
+        <w:t xml:space="preserve">I nformatIon technology grade 12 ~ Student textbook 103</w:t>
+      </w:r>
+    </w:p>
+    <w:p>
+      <w:pPr>
+        <w:spacing w:after="80"/>
+      </w:pPr>
+      <w:r>
+        <w:rPr>
+          <w:b w:val="false"/>
+          <w:bCs w:val="false"/>
+        </w:rPr>
+        <w:t xml:space="preserve">XML document structure Example of an XML document</w:t>
+      </w:r>
+    </w:p>
+    <w:p>
+      <w:pPr>
+        <w:spacing w:after="80"/>
+      </w:pPr>
+      <w:r>
+        <w:rPr>
+          <w:b w:val="false"/>
+          <w:bCs w:val="false"/>
+        </w:rPr>
+        <w:t xml:space="preserve">&lt;?xml version=”1.0” encoding=”UTF-8”?&gt;</w:t>
+      </w:r>
+    </w:p>
+    <w:p>
+      <w:pPr>
+        <w:spacing w:after="80"/>
+      </w:pPr>
+      <w:r>
+        <w:rPr>
+          <w:b w:val="false"/>
+          <w:bCs w:val="false"/>
+        </w:rPr>
+        <w:t xml:space="preserve">&lt;!DOCTYPE people[</w:t>
+      </w:r>
+    </w:p>
+    <w:p>
+      <w:pPr>
+        <w:spacing w:after="80"/>
+      </w:pPr>
+      <w:r>
+        <w:rPr>
+          <w:b w:val="false"/>
+          <w:bCs w:val="false"/>
+        </w:rPr>
+        <w:t xml:space="preserve">&lt;!ELEMENT people (person+)&gt;</w:t>
+      </w:r>
+    </w:p>
+    <w:p>
+      <w:pPr>
+        <w:spacing w:after="80"/>
+      </w:pPr>
+      <w:r>
+        <w:rPr>
+          <w:b w:val="false"/>
+          <w:bCs w:val="false"/>
+        </w:rPr>
+        <w:t xml:space="preserve">&lt;!ELEMENT person (name)&gt;</w:t>
+      </w:r>
+    </w:p>
+    <w:p>
+      <w:pPr>
+        <w:spacing w:after="80"/>
+      </w:pPr>
+      <w:r>
+        <w:rPr>
+          <w:b w:val="false"/>
+          <w:bCs w:val="false"/>
+        </w:rPr>
+        <w:t xml:space="preserve">&lt;!ELEMENT name (first, last)&gt;</w:t>
+      </w:r>
+    </w:p>
+    <w:p>
+      <w:pPr>
+        <w:spacing w:after="80"/>
+      </w:pPr>
+      <w:r>
+        <w:rPr>
+          <w:b w:val="false"/>
+          <w:bCs w:val="false"/>
+        </w:rPr>
+        <w:t xml:space="preserve">&lt;!ELEMENT first (#PCDATA)&gt;</w:t>
+      </w:r>
+    </w:p>
+    <w:p>
+      <w:pPr>
+        <w:spacing w:after="80"/>
+      </w:pPr>
+      <w:r>
+        <w:rPr>
+          <w:b w:val="false"/>
+          <w:bCs w:val="false"/>
+        </w:rPr>
+        <w:t xml:space="preserve">&lt;!ELEMENT last (#PCDATA)&gt;</w:t>
+      </w:r>
+    </w:p>
+    <w:p>
+      <w:pPr>
+        <w:spacing w:after="80"/>
+      </w:pPr>
+      <w:r>
+        <w:rPr>
+          <w:b w:val="false"/>
+          <w:bCs w:val="false"/>
+        </w:rPr>
+        <w:t xml:space="preserve">]&gt;</w:t>
+      </w:r>
+    </w:p>
+    <w:p>
+      <w:pPr>
+        <w:spacing w:after="80"/>
+      </w:pPr>
+      <w:r>
+        <w:rPr>
+          <w:b w:val="false"/>
+          <w:bCs w:val="false"/>
+        </w:rPr>
+        <w:t xml:space="preserve">&lt;people&gt;</w:t>
+      </w:r>
+    </w:p>
+    <w:p>
+      <w:pPr>
+        <w:spacing w:after="80"/>
+      </w:pPr>
+      <w:r>
+        <w:rPr>
+          <w:b w:val="false"/>
+          <w:bCs w:val="false"/>
+        </w:rPr>
+        <w:t xml:space="preserve">&lt;person&gt;</w:t>
+      </w:r>
+    </w:p>
+    <w:p>
+      <w:pPr>
+        <w:spacing w:after="80"/>
+      </w:pPr>
+      <w:r>
+        <w:rPr>
+          <w:b w:val="false"/>
+          <w:bCs w:val="false"/>
+        </w:rPr>
+        <w:t xml:space="preserve">&lt;name&gt;</w:t>
+      </w:r>
+    </w:p>
+    <w:p>
+      <w:pPr>
+        <w:spacing w:after="80"/>
+      </w:pPr>
+      <w:r>
+        <w:rPr>
+          <w:b w:val="false"/>
+          <w:bCs w:val="false"/>
+        </w:rPr>
+        <w:t xml:space="preserve">&lt;first&gt;Haile &lt;/first&gt;</w:t>
+      </w:r>
+    </w:p>
+    <w:p>
+      <w:pPr>
+        <w:spacing w:after="80"/>
+      </w:pPr>
+      <w:r>
+        <w:rPr>
+          <w:b w:val="false"/>
+          <w:bCs w:val="false"/>
+        </w:rPr>
+        <w:t xml:space="preserve">&lt;last&gt;Gebrselassie&lt;/last&gt;</w:t>
+      </w:r>
+    </w:p>
+    <w:p>
+      <w:pPr>
+        <w:spacing w:after="80"/>
+      </w:pPr>
+      <w:r>
+        <w:rPr>
+          <w:b w:val="false"/>
+          <w:bCs w:val="false"/>
+        </w:rPr>
+        <w:t xml:space="preserve">&lt;/name&gt;</w:t>
+      </w:r>
+    </w:p>
+    <w:p>
+      <w:pPr>
+        <w:spacing w:after="80"/>
+      </w:pPr>
+      <w:r>
+        <w:rPr>
+          <w:b w:val="false"/>
+          <w:bCs w:val="false"/>
+        </w:rPr>
+        <w:t xml:space="preserve">&lt;/person&gt;</w:t>
+      </w:r>
+    </w:p>
+    <w:p>
+      <w:pPr>
+        <w:spacing w:after="80"/>
+      </w:pPr>
+      <w:r>
+        <w:rPr>
+          <w:b w:val="false"/>
+          <w:bCs w:val="false"/>
+        </w:rPr>
+        <w:t xml:space="preserve">&lt;person&gt;</w:t>
+      </w:r>
+    </w:p>
+    <w:p>
+      <w:pPr>
+        <w:spacing w:after="80"/>
+      </w:pPr>
+      <w:r>
+        <w:rPr>
+          <w:b w:val="false"/>
+          <w:bCs w:val="false"/>
+        </w:rPr>
+        <w:t xml:space="preserve">&lt;name&gt;</w:t>
+      </w:r>
+    </w:p>
+    <w:p>
+      <w:pPr>
+        <w:spacing w:after="80"/>
+      </w:pPr>
+      <w:r>
+        <w:rPr>
+          <w:b w:val="false"/>
+          <w:bCs w:val="false"/>
+        </w:rPr>
+        <w:t xml:space="preserve">&lt;first&gt;Derartu&lt;/first&gt;</w:t>
+      </w:r>
+    </w:p>
+    <w:p>
+      <w:pPr>
+        <w:spacing w:after="80"/>
+      </w:pPr>
+      <w:r>
+        <w:rPr>
+          <w:b w:val="false"/>
+          <w:bCs w:val="false"/>
+        </w:rPr>
+        <w:t xml:space="preserve">&lt;last&gt;Tulu&lt;/last&gt;</w:t>
+      </w:r>
+    </w:p>
+    <w:p>
+      <w:pPr>
+        <w:spacing w:after="80"/>
+      </w:pPr>
+      <w:r>
+        <w:rPr>
+          <w:b w:val="false"/>
+          <w:bCs w:val="false"/>
+        </w:rPr>
+        <w:t xml:space="preserve">&lt;/name&gt;</w:t>
+      </w:r>
+    </w:p>
+    <w:p>
+      <w:pPr>
+        <w:spacing w:after="80"/>
+      </w:pPr>
+      <w:r>
+        <w:rPr>
+          <w:b w:val="false"/>
+          <w:bCs w:val="false"/>
+        </w:rPr>
+        <w:t xml:space="preserve">&lt;/person&gt;</w:t>
+      </w:r>
+    </w:p>
+    <w:p>
+      <w:pPr>
+        <w:spacing w:after="80"/>
+      </w:pPr>
+      <w:r>
+        <w:rPr>
+          <w:b w:val="false"/>
+          <w:bCs w:val="false"/>
+        </w:rPr>
+        <w:t xml:space="preserve">&lt;/people&gt;</w:t>
+      </w:r>
+    </w:p>
+    <w:p>
+      <w:pPr>
+        <w:spacing w:after="80"/>
+      </w:pPr>
+      <w:r>
+        <w:rPr>
+          <w:b w:val="false"/>
+          <w:bCs w:val="false"/>
+        </w:rPr>
+        <w:t xml:space="preserve">Figure 4. 1 XML Document Structure (left) and Example (right)</w:t>
+      </w:r>
+    </w:p>
+    <w:p>
+      <w:pPr>
+        <w:spacing w:after="80"/>
+      </w:pPr>
+      <w:r>
+        <w:rPr>
+          <w:b w:val="false"/>
+          <w:bCs w:val="false"/>
+        </w:rPr>
+        <w:t xml:space="preserve">The above XML lets you name parts of the document such as the first names and</w:t>
+      </w:r>
+    </w:p>
+    <w:p>
+      <w:pPr>
+        <w:spacing w:after="80"/>
+      </w:pPr>
+      <w:r>
+        <w:rPr>
+          <w:b w:val="false"/>
+          <w:bCs w:val="false"/>
+        </w:rPr>
+        <w:t xml:space="preserve">the last names of two of our legendary athletes. You can name anything that is</w:t>
+      </w:r>
+    </w:p>
+    <w:p>
+      <w:pPr>
+        <w:spacing w:after="80"/>
+      </w:pPr>
+      <w:r>
+        <w:rPr>
+          <w:b w:val="false"/>
+          <w:bCs w:val="false"/>
+        </w:rPr>
+        <w:t xml:space="preserve">relevant to the document you want to produce. All that matters is that you follow</w:t>
+      </w:r>
+    </w:p>
+    <w:p>
+      <w:pPr>
+        <w:spacing w:after="80"/>
+      </w:pPr>
+      <w:r>
+        <w:rPr>
+          <w:b w:val="false"/>
+          <w:bCs w:val="false"/>
+        </w:rPr>
+        <w:t xml:space="preserve">the basic rules for creating tags. The above markup does not follow the basic rules</w:t>
+      </w:r>
+    </w:p>
+    <w:p>
+      <w:pPr>
+        <w:spacing w:after="80"/>
+      </w:pPr>
+      <w:r>
+        <w:rPr>
+          <w:b w:val="false"/>
+          <w:bCs w:val="false"/>
+        </w:rPr>
+        <w:t xml:space="preserve">(predefined tags), rather you define your tags. Figure 4.2 highlights the various</w:t>
+      </w:r>
+    </w:p>
+    <w:p>
+      <w:pPr>
+        <w:spacing w:after="80"/>
+      </w:pPr>
+      <w:r>
+        <w:rPr>
+          <w:b w:val="false"/>
+          <w:bCs w:val="false"/>
+        </w:rPr>
+        <w:t xml:space="preserve">elements of the sample document.</w:t>
+      </w:r>
+    </w:p>
+    <w:p>
+      <w:pPr>
+        <w:spacing w:after="80"/>
+      </w:pPr>
+      <w:r>
+        <w:rPr>
+          <w:b w:val="false"/>
+          <w:bCs w:val="false"/>
+        </w:rPr>
+        <w:t xml:space="preserve">I nformatIon technology grade 12 ~ Student textbook 104</w:t>
+      </w:r>
+    </w:p>
+    <w:p>
+      <w:pPr>
+        <w:spacing w:after="80"/>
+      </w:pPr>
+      <w:r>
+        <w:rPr>
+          <w:b w:val="false"/>
+          <w:bCs w:val="false"/>
+        </w:rPr>
+        <w:t xml:space="preserve">Figure 4. 2 Various Elements of the XML document</w:t>
+      </w:r>
+    </w:p>
+    <w:p>
+      <w:pPr>
+        <w:spacing w:after="80"/>
+      </w:pPr>
+      <w:r>
+        <w:rPr>
+          <w:b w:val="false"/>
+          <w:bCs w:val="false"/>
+        </w:rPr>
+        <w:t xml:space="preserve">The numbers are interpreted as follows:</w:t>
+      </w:r>
+    </w:p>
+    <w:p>
+      <w:pPr>
+        <w:spacing w:after="80"/>
+      </w:pPr>
+      <w:r>
+        <w:rPr>
+          <w:b w:val="false"/>
+          <w:bCs w:val="false"/>
+        </w:rPr>
+        <w:t xml:space="preserve">1. XML declaration: describes the general characteristics of the document,</w:t>
+      </w:r>
+    </w:p>
+    <w:p>
+      <w:pPr>
+        <w:spacing w:after="80"/>
+      </w:pPr>
+      <w:r>
+        <w:rPr>
+          <w:b w:val="false"/>
+          <w:bCs w:val="false"/>
+        </w:rPr>
+        <w:t xml:space="preserve">such as XML document, the version of the XML, and the encoding character</w:t>
+      </w:r>
+    </w:p>
+    <w:p>
+      <w:pPr>
+        <w:spacing w:after="80"/>
+      </w:pPr>
+      <w:r>
+        <w:rPr>
+          <w:b w:val="false"/>
+          <w:bCs w:val="false"/>
+        </w:rPr>
+        <w:t xml:space="preserve">it uses. XML documents usually begin with the XML declaration statement</w:t>
+      </w:r>
+    </w:p>
+    <w:p>
+      <w:pPr>
+        <w:spacing w:after="80"/>
+      </w:pPr>
+      <w:r>
+        <w:rPr>
+          <w:b w:val="false"/>
+          <w:bCs w:val="false"/>
+        </w:rPr>
+        <w:t xml:space="preserve">called the processing instructions which provide information on how the XML</w:t>
+      </w:r>
+    </w:p>
+    <w:p>
+      <w:pPr>
+        <w:spacing w:after="80"/>
+      </w:pPr>
+      <w:r>
+        <w:rPr>
+          <w:b w:val="false"/>
+          <w:bCs w:val="false"/>
+        </w:rPr>
+        <w:t xml:space="preserve">file should be processed. E.g. &lt;?XML version= “1.0” encoding=“UTF-8”?&gt;</w:t>
+      </w:r>
+    </w:p>
+    <w:p>
+      <w:pPr>
+        <w:spacing w:after="80"/>
+      </w:pPr>
+      <w:r>
+        <w:rPr>
+          <w:b w:val="false"/>
+          <w:bCs w:val="false"/>
+        </w:rPr>
+        <w:t xml:space="preserve">The processing instruction statement uses the encoding property to specify</w:t>
+      </w:r>
+    </w:p>
+    <w:p>
+      <w:pPr>
+        <w:spacing w:after="80"/>
+      </w:pPr>
+      <w:r>
+        <w:rPr>
+          <w:b w:val="false"/>
+          <w:bCs w:val="false"/>
+        </w:rPr>
+        <w:t xml:space="preserve">the encoding scheme used to create the XML file. Encoding is the process</w:t>
+      </w:r>
+    </w:p>
+    <w:p>
+      <w:pPr>
+        <w:spacing w:after="80"/>
+      </w:pPr>
+      <w:r>
+        <w:rPr>
+          <w:b w:val="false"/>
+          <w:bCs w:val="false"/>
+        </w:rPr>
+        <w:t xml:space="preserve">of converting Unicode character into their binary equivalent representation</w:t>
+      </w:r>
+    </w:p>
+    <w:p>
+      <w:pPr>
+        <w:spacing w:after="80"/>
+      </w:pPr>
+      <w:r>
+        <w:rPr>
+          <w:b w:val="false"/>
+          <w:bCs w:val="false"/>
+        </w:rPr>
+        <w:t xml:space="preserve">depending on the type of encoding(‘UTF-8’ or ‘UTF-16’).</w:t>
+      </w:r>
+    </w:p>
+    <w:p>
+      <w:pPr>
+        <w:spacing w:after="80"/>
+      </w:pPr>
+      <w:r>
+        <w:rPr>
+          <w:b w:val="false"/>
+          <w:bCs w:val="false"/>
+        </w:rPr>
+        <w:t xml:space="preserve">2. Document Type Declaration (DTD): describes the structure of the document</w:t>
+      </w:r>
+    </w:p>
+    <w:p>
+      <w:pPr>
+        <w:spacing w:after="80"/>
+      </w:pPr>
+      <w:r>
+        <w:rPr>
+          <w:b w:val="false"/>
+          <w:bCs w:val="false"/>
+        </w:rPr>
+        <w:t xml:space="preserve">in terms of which elements it may contain, along with any restrictions it may</w:t>
+      </w:r>
+    </w:p>
+    <w:p>
+      <w:pPr>
+        <w:spacing w:after="80"/>
+      </w:pPr>
+      <w:r>
+        <w:rPr>
+          <w:b w:val="false"/>
+          <w:bCs w:val="false"/>
+        </w:rPr>
+        <w:t xml:space="preserve">have. In other words, it describes the root. The above example is about people.</w:t>
+      </w:r>
+    </w:p>
+    <w:p>
+      <w:pPr>
+        <w:spacing w:after="80"/>
+      </w:pPr>
+      <w:r>
+        <w:rPr>
+          <w:b w:val="false"/>
+          <w:bCs w:val="false"/>
+        </w:rPr>
+        <w:t xml:space="preserve">The document ‘people’ is described with five elements. These are described</w:t>
+      </w:r>
+    </w:p>
+    <w:p>
+      <w:pPr>
+        <w:spacing w:after="80"/>
+      </w:pPr>
+      <w:r>
+        <w:rPr>
+          <w:b w:val="false"/>
+          <w:bCs w:val="false"/>
+        </w:rPr>
+        <w:t xml:space="preserve">below.</w:t>
+      </w:r>
+    </w:p>
+    <w:p>
+      <w:pPr>
+        <w:spacing w:after="80"/>
+      </w:pPr>
+      <w:r>
+        <w:rPr>
+          <w:b w:val="false"/>
+          <w:bCs w:val="false"/>
+        </w:rPr>
+        <w:t xml:space="preserve">E.g. &lt;!DOCTYPE people […]&gt;</w:t>
+      </w:r>
+    </w:p>
+    <w:p>
+      <w:pPr>
+        <w:spacing w:after="80"/>
+      </w:pPr>
+      <w:r>
+        <w:rPr>
+          <w:b w:val="false"/>
+          <w:bCs w:val="false"/>
+        </w:rPr>
+        <w:t xml:space="preserve">3. Internal DTD subset: a DTD is internal if the elements are declared within the</w:t>
+      </w:r>
+    </w:p>
+    <w:p>
+      <w:pPr>
+        <w:spacing w:after="80"/>
+      </w:pPr>
+      <w:r>
+        <w:rPr>
+          <w:b w:val="false"/>
+          <w:bCs w:val="false"/>
+        </w:rPr>
+        <w:t xml:space="preserve">same XML file. In the following example, internal declarations that are local to</w:t>
+      </w:r>
+    </w:p>
+    <w:p>
+      <w:pPr>
+        <w:spacing w:after="80"/>
+      </w:pPr>
+      <w:r>
+        <w:rPr>
+          <w:b w:val="false"/>
+          <w:bCs w:val="false"/>
+        </w:rPr>
+        <w:t xml:space="preserve">the XML document are used.</w:t>
+      </w:r>
+    </w:p>
+    <w:p>
+      <w:pPr>
+        <w:spacing w:after="80"/>
+      </w:pPr>
+      <w:r>
+        <w:rPr>
+          <w:b w:val="false"/>
+          <w:bCs w:val="false"/>
+        </w:rPr>
+        <w:t xml:space="preserve">&lt;!ELEMENT people (person+)&gt;</w:t>
+      </w:r>
+    </w:p>
+    <w:p>
+      <w:pPr>
+        <w:spacing w:after="80"/>
+      </w:pPr>
+      <w:r>
+        <w:rPr>
+          <w:b w:val="false"/>
+          <w:bCs w:val="false"/>
+        </w:rPr>
+        <w:t xml:space="preserve">&lt;!ELEMENT person (name)&gt;</w:t>
+      </w:r>
+    </w:p>
+    <w:p>
+      <w:pPr>
+        <w:spacing w:after="80"/>
+      </w:pPr>
+      <w:r>
+        <w:rPr>
+          <w:b w:val="false"/>
+          <w:bCs w:val="false"/>
+        </w:rPr>
+        <w:t xml:space="preserve">&lt;!ELEMENT name (first, last)&gt;</w:t>
+      </w:r>
+    </w:p>
+    <w:p>
+      <w:pPr>
+        <w:spacing w:after="80"/>
+      </w:pPr>
+      <w:r>
+        <w:rPr>
+          <w:b w:val="false"/>
+          <w:bCs w:val="false"/>
+        </w:rPr>
+        <w:t xml:space="preserve">I nformatIon technology grade 12 ~ Student textbook 105</w:t>
+      </w:r>
+    </w:p>
+    <w:p>
+      <w:pPr>
+        <w:spacing w:after="80"/>
+      </w:pPr>
+      <w:r>
+        <w:rPr>
+          <w:b w:val="false"/>
+          <w:bCs w:val="false"/>
+        </w:rPr>
+        <w:t xml:space="preserve">&lt;!ELEMENT first(#PCDATA)&gt;</w:t>
+      </w:r>
+    </w:p>
+    <w:p>
+      <w:pPr>
+        <w:spacing w:after="80"/>
+      </w:pPr>
+      <w:r>
+        <w:rPr>
+          <w:b w:val="false"/>
+          <w:bCs w:val="false"/>
+        </w:rPr>
+        <w:t xml:space="preserve">&lt;!ELEMENT last(#PCDATA)&gt;</w:t>
+      </w:r>
+    </w:p>
+    <w:p>
+      <w:pPr>
+        <w:spacing w:after="80"/>
+      </w:pPr>
+      <w:r>
+        <w:rPr>
+          <w:b w:val="false"/>
+          <w:bCs w:val="false"/>
+        </w:rPr>
+        <w:t xml:space="preserve">Notes</w:t>
+      </w:r>
+    </w:p>
+    <w:p>
+      <w:pPr>
+        <w:spacing w:after="80"/>
+      </w:pPr>
+      <w:r>
+        <w:rPr>
+          <w:b w:val="false"/>
+          <w:bCs w:val="false"/>
+        </w:rPr>
+        <w:t xml:space="preserve"> PCDATA – stands for Parsed Character DATA. Character data is a</w:t>
+      </w:r>
+    </w:p>
+    <w:p>
+      <w:pPr>
+        <w:spacing w:after="80"/>
+      </w:pPr>
+      <w:r>
+        <w:rPr>
+          <w:b w:val="false"/>
+          <w:bCs w:val="false"/>
+        </w:rPr>
+        <w:t xml:space="preserve">text that is found between the start tag and the end tag of an XML</w:t>
+      </w:r>
+    </w:p>
+    <w:p>
+      <w:pPr>
+        <w:spacing w:after="80"/>
+      </w:pPr>
+      <w:r>
+        <w:rPr>
+          <w:b w:val="false"/>
+          <w:bCs w:val="false"/>
+        </w:rPr>
+        <w:t xml:space="preserve">element. E.g. Abebech in Figure 4.2.</w:t>
+      </w:r>
+    </w:p>
+    <w:p>
+      <w:pPr>
+        <w:spacing w:after="80"/>
+      </w:pPr>
+      <w:r>
+        <w:rPr>
+          <w:b w:val="false"/>
+          <w:bCs w:val="false"/>
+        </w:rPr>
+        <w:t xml:space="preserve">4. XML information set or Content: this represents the XML document’s</w:t>
+      </w:r>
+    </w:p>
+    <w:p>
+      <w:pPr>
+        <w:spacing w:after="80"/>
+      </w:pPr>
+      <w:r>
+        <w:rPr>
+          <w:b w:val="false"/>
+          <w:bCs w:val="false"/>
+        </w:rPr>
+        <w:t xml:space="preserve">content—the information that the document conveys. Content refers to the</w:t>
+      </w:r>
+    </w:p>
+    <w:p>
+      <w:pPr>
+        <w:spacing w:after="80"/>
+      </w:pPr>
+      <w:r>
+        <w:rPr>
+          <w:b w:val="false"/>
+          <w:bCs w:val="false"/>
+        </w:rPr>
+        <w:t xml:space="preserve">information that is represented by the elements of an XML document. See the</w:t>
+      </w:r>
+    </w:p>
+    <w:p>
+      <w:pPr>
+        <w:spacing w:after="80"/>
+      </w:pPr>
+      <w:r>
+        <w:rPr>
+          <w:b w:val="false"/>
+          <w:bCs w:val="false"/>
+        </w:rPr>
+        <w:t xml:space="preserve">example in Figure 4.3.</w:t>
+      </w:r>
+    </w:p>
+    <w:p>
+      <w:pPr>
+        <w:spacing w:after="80"/>
+      </w:pPr>
+      <w:r>
+        <w:rPr>
+          <w:b w:val="false"/>
+          <w:bCs w:val="false"/>
+        </w:rPr>
+        <w:t xml:space="preserve">&lt;people&gt;</w:t>
+      </w:r>
+    </w:p>
+    <w:p>
+      <w:pPr>
+        <w:spacing w:after="80"/>
+      </w:pPr>
+      <w:r>
+        <w:rPr>
+          <w:b w:val="false"/>
+          <w:bCs w:val="false"/>
+        </w:rPr>
+        <w:t xml:space="preserve">&lt;person&gt;</w:t>
+      </w:r>
+    </w:p>
+    <w:p>
+      <w:pPr>
+        <w:spacing w:after="80"/>
+      </w:pPr>
+      <w:r>
+        <w:rPr>
+          <w:b w:val="false"/>
+          <w:bCs w:val="false"/>
+        </w:rPr>
+        <w:t xml:space="preserve">&lt;name&gt;</w:t>
+      </w:r>
+    </w:p>
+    <w:p>
+      <w:pPr>
+        <w:spacing w:after="80"/>
+      </w:pPr>
+      <w:r>
+        <w:rPr>
+          <w:b w:val="false"/>
+          <w:bCs w:val="false"/>
+        </w:rPr>
+        <w:t xml:space="preserve">&lt;first&gt;Abebech&lt;/first&gt;</w:t>
+      </w:r>
+    </w:p>
+    <w:p>
+      <w:pPr>
+        <w:spacing w:after="80"/>
+      </w:pPr>
+      <w:r>
+        <w:rPr>
+          <w:b w:val="false"/>
+          <w:bCs w:val="false"/>
+        </w:rPr>
+        <w:t xml:space="preserve">&lt;last&gt;Kebede&lt;/last&gt;</w:t>
+      </w:r>
+    </w:p>
+    <w:p>
+      <w:pPr>
+        <w:spacing w:after="80"/>
+      </w:pPr>
+      <w:r>
+        <w:rPr>
+          <w:b w:val="false"/>
+          <w:bCs w:val="false"/>
+        </w:rPr>
+        <w:t xml:space="preserve">&lt;/name</w:t>
+      </w:r>
+    </w:p>
+    <w:p>
+      <w:pPr>
+        <w:spacing w:after="80"/>
+      </w:pPr>
+      <w:r>
+        <w:rPr>
+          <w:b w:val="false"/>
+          <w:bCs w:val="false"/>
+        </w:rPr>
+        <w:t xml:space="preserve">&lt;/person&gt;</w:t>
+      </w:r>
+    </w:p>
+    <w:p>
+      <w:pPr>
+        <w:spacing w:after="80"/>
+      </w:pPr>
+      <w:r>
+        <w:rPr>
+          <w:b w:val="false"/>
+          <w:bCs w:val="false"/>
+        </w:rPr>
+        <w:t xml:space="preserve">&lt;person&gt;</w:t>
+      </w:r>
+    </w:p>
+    <w:p>
+      <w:pPr>
+        <w:spacing w:after="80"/>
+      </w:pPr>
+      <w:r>
+        <w:rPr>
+          <w:b w:val="false"/>
+          <w:bCs w:val="false"/>
+        </w:rPr>
+        <w:t xml:space="preserve">&lt;name&gt;</w:t>
+      </w:r>
+    </w:p>
+    <w:p>
+      <w:pPr>
+        <w:spacing w:after="80"/>
+      </w:pPr>
+      <w:r>
+        <w:rPr>
+          <w:b w:val="false"/>
+          <w:bCs w:val="false"/>
+        </w:rPr>
+        <w:t xml:space="preserve">&lt;first&gt;Jemal&lt;/first&gt;</w:t>
+      </w:r>
+    </w:p>
+    <w:p>
+      <w:pPr>
+        <w:spacing w:after="80"/>
+      </w:pPr>
+      <w:r>
+        <w:rPr>
+          <w:b w:val="false"/>
+          <w:bCs w:val="false"/>
+        </w:rPr>
+        <w:t xml:space="preserve">&lt;last&gt;Ahmed&lt;/last&gt;</w:t>
+      </w:r>
+    </w:p>
+    <w:p>
+      <w:pPr>
+        <w:spacing w:after="80"/>
+      </w:pPr>
+      <w:r>
+        <w:rPr>
+          <w:b w:val="false"/>
+          <w:bCs w:val="false"/>
+        </w:rPr>
+        <w:t xml:space="preserve">&lt;/name&gt;</w:t>
+      </w:r>
+    </w:p>
+    <w:p>
+      <w:pPr>
+        <w:spacing w:after="80"/>
+      </w:pPr>
+      <w:r>
+        <w:rPr>
+          <w:b w:val="false"/>
+          <w:bCs w:val="false"/>
+        </w:rPr>
+        <w:t xml:space="preserve">&lt;/person&gt;</w:t>
+      </w:r>
+    </w:p>
+    <w:p>
+      <w:pPr>
+        <w:spacing w:after="80"/>
+      </w:pPr>
+      <w:r>
+        <w:rPr>
+          <w:b w:val="false"/>
+          <w:bCs w:val="false"/>
+        </w:rPr>
+        <w:t xml:space="preserve">&lt;/people&gt;</w:t>
+      </w:r>
+    </w:p>
+    <w:p>
+      <w:pPr>
+        <w:spacing w:after="80"/>
+      </w:pPr>
+      <w:r>
+        <w:rPr>
+          <w:b w:val="false"/>
+          <w:bCs w:val="false"/>
+        </w:rPr>
+        <w:t xml:space="preserve">Figure 4. 3 XML document content.</w:t>
+      </w:r>
+    </w:p>
+    <w:p>
+      <w:pPr>
+        <w:spacing w:after="80"/>
+      </w:pPr>
+      <w:r>
+        <w:rPr>
+          <w:b w:val="false"/>
+          <w:bCs w:val="false"/>
+        </w:rPr>
+        <w:t xml:space="preserve">5. Root element: This encloses all of the information. An XML document can</w:t>
+      </w:r>
+    </w:p>
+    <w:p>
+      <w:pPr>
+        <w:spacing w:after="80"/>
+      </w:pPr>
+      <w:r>
+        <w:rPr>
+          <w:b w:val="false"/>
+          <w:bCs w:val="false"/>
+        </w:rPr>
+        <w:t xml:space="preserve">have only one root element. Therefore, “&lt;people&gt;” is the root of this XML</w:t>
+      </w:r>
+    </w:p>
+    <w:p>
+      <w:pPr>
+        <w:spacing w:after="80"/>
+      </w:pPr>
+      <w:r>
+        <w:rPr>
+          <w:b w:val="false"/>
+          <w:bCs w:val="false"/>
+        </w:rPr>
+        <w:t xml:space="preserve">document.</w:t>
+      </w:r>
+    </w:p>
+    <w:p>
+      <w:pPr>
+        <w:spacing w:after="80"/>
+      </w:pPr>
+      <w:r>
+        <w:rPr>
+          <w:b w:val="false"/>
+          <w:bCs w:val="false"/>
+        </w:rPr>
+        <w:t xml:space="preserve">6. Start tag: XML elements have a start and an end tag—the start tag provides</w:t>
+      </w:r>
+    </w:p>
+    <w:p>
+      <w:pPr>
+        <w:spacing w:after="80"/>
+      </w:pPr>
+      <w:r>
+        <w:rPr>
+          <w:b w:val="false"/>
+          <w:bCs w:val="false"/>
+        </w:rPr>
+        <w:t xml:space="preserve">the name of the XML element. E.g. &lt;first&gt;</w:t>
+      </w:r>
+    </w:p>
+    <w:p>
+      <w:pPr>
+        <w:spacing w:after="80"/>
+      </w:pPr>
+      <w:r>
+        <w:rPr>
+          <w:b w:val="false"/>
+          <w:bCs w:val="false"/>
+        </w:rPr>
+        <w:t xml:space="preserve">7. End tag: The name of the end tag must exactly match the name of the start</w:t>
+      </w:r>
+    </w:p>
+    <w:p>
+      <w:pPr>
+        <w:spacing w:after="80"/>
+      </w:pPr>
+      <w:r>
+        <w:rPr>
+          <w:b w:val="false"/>
+          <w:bCs w:val="false"/>
+        </w:rPr>
+        <w:t xml:space="preserve">tag.</w:t>
+      </w:r>
+    </w:p>
+    <w:p>
+      <w:pPr>
+        <w:spacing w:after="80"/>
+      </w:pPr>
+      <w:r>
+        <w:rPr>
+          <w:b w:val="false"/>
+          <w:bCs w:val="false"/>
+        </w:rPr>
+        <w:t xml:space="preserve">I nformatIon technology grade 12 ~ Student textbook 106</w:t>
+      </w:r>
+    </w:p>
+    <w:p>
+      <w:pPr>
+        <w:spacing w:after="80"/>
+      </w:pPr>
+      <w:r>
+        <w:rPr>
+          <w:b w:val="false"/>
+          <w:bCs w:val="false"/>
+        </w:rPr>
+        <w:t xml:space="preserve">E.g. &lt;people&gt; with &lt;/people&gt;, &lt;person&gt; with &lt;/person&gt;, &lt;first&gt; with &lt;/first&gt;</w:t>
+      </w:r>
+    </w:p>
+    <w:p>
+      <w:pPr>
+        <w:spacing w:after="80"/>
+      </w:pPr>
+      <w:r>
+        <w:rPr>
+          <w:b w:val="false"/>
+          <w:bCs w:val="false"/>
+        </w:rPr>
+        <w:t xml:space="preserve">8. XML element: The start and the end tags are collectively referred to as an</w:t>
+      </w:r>
+    </w:p>
+    <w:p>
+      <w:pPr>
+        <w:spacing w:after="80"/>
+      </w:pPr>
+      <w:r>
+        <w:rPr>
+          <w:b w:val="false"/>
+          <w:bCs w:val="false"/>
+        </w:rPr>
+        <w:t xml:space="preserve">XML elements. Elements are the basic units that are used to identify and</w:t>
+      </w:r>
+    </w:p>
+    <w:p>
+      <w:pPr>
+        <w:spacing w:after="80"/>
+      </w:pPr>
+      <w:r>
+        <w:rPr>
+          <w:b w:val="false"/>
+          <w:bCs w:val="false"/>
+        </w:rPr>
+        <w:t xml:space="preserve">describe the data in XML. They are the building blocks of an XML document.</w:t>
+      </w:r>
+    </w:p>
+    <w:p>
+      <w:pPr>
+        <w:spacing w:after="80"/>
+      </w:pPr>
+      <w:r>
+        <w:rPr>
+          <w:b w:val="false"/>
+          <w:bCs w:val="false"/>
+        </w:rPr>
+        <w:t xml:space="preserve">E.g. &lt;last&gt;Kebede&lt;/last&gt;</w:t>
+      </w:r>
+    </w:p>
+    <w:p>
+      <w:pPr>
+        <w:spacing w:after="80"/>
+      </w:pPr>
+      <w:r>
+        <w:rPr>
+          <w:b w:val="false"/>
+          <w:bCs w:val="false"/>
+        </w:rPr>
+        <w:t xml:space="preserve">9. Data: XML elements can contain data between the start and the end tags. An</w:t>
+      </w:r>
+    </w:p>
+    <w:p>
+      <w:pPr>
+        <w:spacing w:after="80"/>
+      </w:pPr>
+      <w:r>
+        <w:rPr>
+          <w:b w:val="false"/>
+          <w:bCs w:val="false"/>
+        </w:rPr>
+        <w:t xml:space="preserve">XML document represents information using a hierarchy. That means, it begins</w:t>
+      </w:r>
+    </w:p>
+    <w:p>
+      <w:pPr>
+        <w:spacing w:after="80"/>
+      </w:pPr>
+      <w:r>
+        <w:rPr>
+          <w:b w:val="false"/>
+          <w:bCs w:val="false"/>
+        </w:rPr>
+        <w:t xml:space="preserve">with a root element (e.g. people), which contains sub-elements (e.g. person)</w:t>
+      </w:r>
+    </w:p>
+    <w:p>
+      <w:pPr>
+        <w:spacing w:after="80"/>
+      </w:pPr>
+      <w:r>
+        <w:rPr>
+          <w:b w:val="false"/>
+          <w:bCs w:val="false"/>
+        </w:rPr>
+        <w:t xml:space="preserve">which in turn can contain other sub-elements(e.g. name), data (e.g. Kebede), or</w:t>
+      </w:r>
+    </w:p>
+    <w:p>
+      <w:pPr>
+        <w:spacing w:after="80"/>
+      </w:pPr>
+      <w:r>
+        <w:rPr>
+          <w:b w:val="false"/>
+          <w:bCs w:val="false"/>
+        </w:rPr>
+        <w:t xml:space="preserve">both. E.g. Abebech, Kebede, Jemal, and Ahmed are data.</w:t>
+      </w:r>
+    </w:p>
+    <w:p>
+      <w:pPr>
+        <w:spacing w:after="80"/>
+      </w:pPr>
+      <w:r>
+        <w:rPr>
+          <w:b w:val="false"/>
+          <w:bCs w:val="false"/>
+        </w:rPr>
+        <w:t xml:space="preserve">Besides the above elements, attributes and comments are also part of XML</w:t>
+      </w:r>
+    </w:p>
+    <w:p>
+      <w:pPr>
+        <w:spacing w:after="80"/>
+      </w:pPr>
+      <w:r>
+        <w:rPr>
+          <w:b w:val="false"/>
+          <w:bCs w:val="false"/>
+        </w:rPr>
+        <w:t xml:space="preserve">documents.</w:t>
+      </w:r>
+    </w:p>
+    <w:p>
+      <w:pPr>
+        <w:spacing w:after="80"/>
+      </w:pPr>
+      <w:r>
+        <w:rPr>
+          <w:b w:val="false"/>
+          <w:bCs w:val="false"/>
+        </w:rPr>
+        <w:t xml:space="preserve">Attribute: Like HTML, XML elements can contain attributes. An attribute provides</w:t>
+      </w:r>
+    </w:p>
+    <w:p>
+      <w:pPr>
+        <w:spacing w:after="80"/>
+      </w:pPr>
+      <w:r>
+        <w:rPr>
+          <w:b w:val="false"/>
+          <w:bCs w:val="false"/>
+        </w:rPr>
+        <w:t xml:space="preserve">additional information about the elements for which it is declared. It consists of a</w:t>
+      </w:r>
+    </w:p>
+    <w:p>
+      <w:pPr>
+        <w:spacing w:after="80"/>
+      </w:pPr>
+      <w:r>
+        <w:rPr>
+          <w:b w:val="false"/>
+          <w:bCs w:val="false"/>
+        </w:rPr>
+        <w:t xml:space="preserve">name-value pair. In the following example, the attribute name is personid and the</w:t>
+      </w:r>
+    </w:p>
+    <w:p>
+      <w:pPr>
+        <w:spacing w:after="80"/>
+      </w:pPr>
+      <w:r>
+        <w:rPr>
+          <w:b w:val="false"/>
+          <w:bCs w:val="false"/>
+        </w:rPr>
+        <w:t xml:space="preserve">value is “101”. The attribute value should be quoted: single or double quotes can</w:t>
+      </w:r>
+    </w:p>
+    <w:p>
+      <w:pPr>
+        <w:spacing w:after="80"/>
+      </w:pPr>
+      <w:r>
+        <w:rPr>
+          <w:b w:val="false"/>
+          <w:bCs w:val="false"/>
+        </w:rPr>
+        <w:t xml:space="preserve">be used.</w:t>
+      </w:r>
+    </w:p>
+    <w:p>
+      <w:pPr>
+        <w:spacing w:after="80"/>
+      </w:pPr>
+      <w:r>
+        <w:rPr>
+          <w:b w:val="false"/>
+          <w:bCs w:val="false"/>
+        </w:rPr>
+        <w:t xml:space="preserve">E.g. &lt;name personid = “101”&gt;Ubang &lt;/name&gt;</w:t>
+      </w:r>
+    </w:p>
+    <w:p>
+      <w:pPr>
+        <w:spacing w:after="80"/>
+      </w:pPr>
+      <w:r>
+        <w:rPr>
+          <w:b w:val="false"/>
+          <w:bCs w:val="false"/>
+        </w:rPr>
+        <w:t xml:space="preserve">Comment: This is a kind of note or statement that is used to describe the XML</w:t>
+      </w:r>
+    </w:p>
+    <w:p>
+      <w:pPr>
+        <w:spacing w:after="80"/>
+      </w:pPr>
+      <w:r>
+        <w:rPr>
+          <w:b w:val="false"/>
+          <w:bCs w:val="false"/>
+        </w:rPr>
+        <w:t xml:space="preserve">code. Comments can provide documentation information about the XML file or the</w:t>
+      </w:r>
+    </w:p>
+    <w:p>
+      <w:pPr>
+        <w:spacing w:after="80"/>
+      </w:pPr>
+      <w:r>
+        <w:rPr>
+          <w:b w:val="false"/>
+          <w:bCs w:val="false"/>
+        </w:rPr>
+        <w:t xml:space="preserve">application to which the file belongs. A comment is ignored by the XML parser(or</w:t>
+      </w:r>
+    </w:p>
+    <w:p>
+      <w:pPr>
+        <w:spacing w:after="80"/>
+      </w:pPr>
+      <w:r>
+        <w:rPr>
+          <w:b w:val="false"/>
+          <w:bCs w:val="false"/>
+        </w:rPr>
+        <w:t xml:space="preserve">a program that interpretes XML instruction) during code execution.</w:t>
+      </w:r>
+    </w:p>
+    <w:p>
+      <w:pPr>
+        <w:spacing w:after="80"/>
+      </w:pPr>
+      <w:r>
+        <w:rPr>
+          <w:b w:val="false"/>
+          <w:bCs w:val="false"/>
+        </w:rPr>
+        <w:t xml:space="preserve">The syntax for a comment is: &lt;!-- This is a comment --&gt;</w:t>
+      </w:r>
+    </w:p>
+    <w:p>
+      <w:pPr>
+        <w:spacing w:after="80"/>
+      </w:pPr>
+      <w:r>
+        <w:rPr>
+          <w:b w:val="false"/>
+          <w:bCs w:val="false"/>
+        </w:rPr>
+        <w:t xml:space="preserve">We can see the whole hierarchy of the above markup in an upside-down tree struc-</w:t>
+      </w:r>
+    </w:p>
+    <w:p>
+      <w:pPr>
+        <w:spacing w:after="80"/>
+      </w:pPr>
+      <w:r>
+        <w:rPr>
+          <w:b w:val="false"/>
+          <w:bCs w:val="false"/>
+        </w:rPr>
+        <w:t xml:space="preserve">ture.</w:t>
+      </w:r>
+    </w:p>
+    <w:p>
+      <w:pPr>
+        <w:spacing w:after="80"/>
+      </w:pPr>
+      <w:r>
+        <w:rPr>
+          <w:b w:val="false"/>
+          <w:bCs w:val="false"/>
+        </w:rPr>
+        <w:t xml:space="preserve">I nformatIon technology grade 12 ~ Student textbook 107</w:t>
+      </w:r>
+    </w:p>
+    <w:p>
+      <w:pPr>
+        <w:spacing w:after="80"/>
+      </w:pPr>
+      <w:r>
+        <w:rPr>
+          <w:b w:val="false"/>
+          <w:bCs w:val="false"/>
+        </w:rPr>
+        <w:t xml:space="preserve">Figure 4. 4 Tree Structure of Person XML document</w:t>
+      </w:r>
+    </w:p>
+    <w:p>
+      <w:pPr>
+        <w:spacing w:after="80"/>
+      </w:pPr>
+      <w:r>
+        <w:rPr>
+          <w:b w:val="false"/>
+          <w:bCs w:val="false"/>
+        </w:rPr>
+        <w:t xml:space="preserve">Although XML is designed so that people can read it, it is not intended to create</w:t>
+      </w:r>
+    </w:p>
+    <w:p>
+      <w:pPr>
+        <w:spacing w:after="80"/>
+      </w:pPr>
+      <w:r>
+        <w:rPr>
+          <w:b w:val="false"/>
+          <w:bCs w:val="false"/>
+        </w:rPr>
+        <w:t xml:space="preserve">a finished document. In other words, you can not open up just any XML-tagged</w:t>
+      </w:r>
+    </w:p>
+    <w:p>
+      <w:pPr>
+        <w:spacing w:after="80"/>
+      </w:pPr>
+      <w:r>
+        <w:rPr>
+          <w:b w:val="false"/>
+          <w:bCs w:val="false"/>
+        </w:rPr>
+        <w:t xml:space="preserve">document in a browser and expect it to be formatted well. XML is meant to hold</w:t>
+      </w:r>
+    </w:p>
+    <w:p>
+      <w:pPr>
+        <w:spacing w:after="80"/>
+      </w:pPr>
+      <w:r>
+        <w:rPr>
+          <w:b w:val="false"/>
+          <w:bCs w:val="false"/>
+        </w:rPr>
+        <w:t xml:space="preserve">content so that when the document is combined with other resources, such as a</w:t>
+      </w:r>
+    </w:p>
+    <w:p>
+      <w:pPr>
+        <w:spacing w:after="80"/>
+      </w:pPr>
+      <w:r>
+        <w:rPr>
+          <w:b w:val="false"/>
+          <w:bCs w:val="false"/>
+        </w:rPr>
+        <w:t xml:space="preserve">style sheet which renders a web page, it becomes a finished product.</w:t>
+      </w:r>
+    </w:p>
+    <w:p>
+      <w:pPr>
+        <w:spacing w:after="80"/>
+      </w:pPr>
+      <w:r>
+        <w:rPr>
+          <w:b w:val="false"/>
+          <w:bCs w:val="false"/>
+        </w:rPr>
+        <w:t xml:space="preserve">Activity 4.3</w:t>
+      </w:r>
+    </w:p>
+    <w:p>
+      <w:pPr>
+        <w:spacing w:after="80"/>
+      </w:pPr>
+      <w:r>
+        <w:rPr>
+          <w:b w:val="false"/>
+          <w:bCs w:val="false"/>
+        </w:rPr>
+        <w:t xml:space="preserve">1. Describe elements of XML documents and their purposes.</w:t>
+      </w:r>
+    </w:p>
+    <w:p>
+      <w:pPr>
+        <w:spacing w:after="80"/>
+      </w:pPr>
+      <w:r>
+        <w:rPr>
+          <w:b w:val="false"/>
+          <w:bCs w:val="false"/>
+        </w:rPr>
+        <w:t xml:space="preserve">2. Write XML that describes a food menu. Each type of food has a</w:t>
+      </w:r>
+    </w:p>
+    <w:p>
+      <w:pPr>
+        <w:spacing w:after="80"/>
+      </w:pPr>
+      <w:r>
+        <w:rPr>
+          <w:b w:val="false"/>
+          <w:bCs w:val="false"/>
+        </w:rPr>
+        <w:t xml:space="preserve">description which contains the name of the food and its price. Save it as</w:t>
+      </w:r>
+    </w:p>
+    <w:p>
+      <w:pPr>
+        <w:spacing w:after="80"/>
+      </w:pPr>
+      <w:r>
+        <w:rPr>
+          <w:b w:val="false"/>
+          <w:bCs w:val="false"/>
+        </w:rPr>
+        <w:t xml:space="preserve">test.xml.</w:t>
+      </w:r>
+    </w:p>
+    <w:p>
+      <w:pPr>
+        <w:spacing w:after="80"/>
+      </w:pPr>
+      <w:r>
+        <w:rPr>
+          <w:b w:val="false"/>
+          <w:bCs w:val="false"/>
+        </w:rPr>
+        <w:t xml:space="preserve">Hint: root – food_menu, DTD – it is about food, content – food description</w:t>
+      </w:r>
+    </w:p>
+    <w:p>
+      <w:pPr>
+        <w:spacing w:after="80"/>
+      </w:pPr>
+      <w:r>
+        <w:rPr>
+          <w:b w:val="false"/>
+          <w:bCs w:val="false"/>
+        </w:rPr>
+        <w:t xml:space="preserve">(name and price).</w:t>
+      </w:r>
+    </w:p>
+    <w:p>
+      <w:pPr>
+        <w:spacing w:after="80"/>
+      </w:pPr>
+      <w:r>
+        <w:rPr>
+          <w:b w:val="false"/>
+          <w:bCs w:val="false"/>
+        </w:rPr>
+        <w:t xml:space="preserve">4.1.2 Creating XML Documents</w:t>
+      </w:r>
+    </w:p>
+    <w:p>
+      <w:pPr>
+        <w:spacing w:after="80"/>
+      </w:pPr>
+      <w:r>
+        <w:rPr>
+          <w:b w:val="false"/>
+          <w:bCs w:val="false"/>
+        </w:rPr>
+        <w:t xml:space="preserve">There are a few ways of opening an XML file directly. You can open and edit XML</w:t>
+      </w:r>
+    </w:p>
+    <w:p>
+      <w:pPr>
+        <w:spacing w:after="80"/>
+      </w:pPr>
+      <w:r>
+        <w:rPr>
+          <w:b w:val="false"/>
+          <w:bCs w:val="false"/>
+        </w:rPr>
+        <w:t xml:space="preserve">files with any text editor, view them with any web browser, or use a website</w:t>
+      </w:r>
+    </w:p>
+    <w:p>
+      <w:pPr>
+        <w:spacing w:after="80"/>
+      </w:pPr>
+      <w:r>
+        <w:rPr>
+          <w:b w:val="false"/>
+          <w:bCs w:val="false"/>
+        </w:rPr>
+        <w:t xml:space="preserve">that lets you view, edit, and even convert them to other formats. You can also use</w:t>
+      </w:r>
+    </w:p>
+    <w:p>
+      <w:pPr>
+        <w:spacing w:after="80"/>
+      </w:pPr>
+      <w:r>
+        <w:rPr>
+          <w:b w:val="false"/>
+          <w:bCs w:val="false"/>
+        </w:rPr>
+        <w:t xml:space="preserve">I nformatIon technology grade 12 ~ Student textbook 108</w:t>
+      </w:r>
+    </w:p>
+    <w:p>
+      <w:pPr>
+        <w:spacing w:after="80"/>
+      </w:pPr>
+      <w:r>
+        <w:rPr>
+          <w:b w:val="false"/>
+          <w:bCs w:val="false"/>
+        </w:rPr>
+        <w:t xml:space="preserve">applications such as “oxygen” or “XML Notepad” to see your files’ structures. In</w:t>
+      </w:r>
+    </w:p>
+    <w:p>
+      <w:pPr>
+        <w:spacing w:after="80"/>
+      </w:pPr>
+      <w:r>
+        <w:rPr>
+          <w:b w:val="false"/>
+          <w:bCs w:val="false"/>
+        </w:rPr>
+        <w:t xml:space="preserve">this section, we use “XML Notepad” for our demonstration.</w:t>
+      </w:r>
+    </w:p>
+    <w:p>
+      <w:pPr>
+        <w:spacing w:after="80"/>
+      </w:pPr>
+      <w:r>
+        <w:rPr>
+          <w:b w:val="false"/>
+          <w:bCs w:val="false"/>
+        </w:rPr>
+        <w:t xml:space="preserve">For example, after saving the XML code given above as an example with the *.xml</w:t>
+      </w:r>
+    </w:p>
+    <w:p>
+      <w:pPr>
+        <w:spacing w:after="80"/>
+      </w:pPr>
+      <w:r>
+        <w:rPr>
+          <w:b w:val="false"/>
+          <w:bCs w:val="false"/>
+        </w:rPr>
+        <w:t xml:space="preserve">extension in any text editor, when you open the file with XML Notepad, it looks. It just does nothing because XML is just information wrapped</w:t>
+      </w:r>
+    </w:p>
+    <w:p>
+      <w:pPr>
+        <w:spacing w:after="80"/>
+      </w:pPr>
+      <w:r>
+        <w:rPr>
+          <w:b w:val="false"/>
+          <w:bCs w:val="false"/>
+        </w:rPr>
+        <w:t xml:space="preserve">in tags. A piece of program should be written to send, receive, store, or display it.</w:t>
+      </w:r>
+    </w:p>
+    <w:p>
+      <w:pPr>
+        <w:spacing w:after="80"/>
+      </w:pPr>
+      <w:r>
+        <w:rPr>
+          <w:b w:val="false"/>
+          <w:bCs w:val="false"/>
+        </w:rPr>
+        <w:t xml:space="preserve">When you view your XML document in a browser, most browsers display an</w:t>
+      </w:r>
+    </w:p>
+    <w:p>
+      <w:pPr>
+        <w:spacing w:after="80"/>
+      </w:pPr>
+      <w:r>
+        <w:rPr>
+          <w:b w:val="false"/>
+          <w:bCs w:val="false"/>
+        </w:rPr>
+        <w:t xml:space="preserve">XML document with color-coded elements (See Figure 4.5 below comparing the</w:t>
+      </w:r>
+    </w:p>
+    <w:p>
+      <w:pPr>
+        <w:spacing w:after="80"/>
+      </w:pPr>
+      <w:r>
+        <w:rPr>
+          <w:b w:val="false"/>
+          <w:bCs w:val="false"/>
+        </w:rPr>
+        <w:t xml:space="preserve">document Mozilla and Internet Explorer browsers). Often a plus (+) or minus (-)</w:t>
+      </w:r>
+    </w:p>
+    <w:p>
+      <w:pPr>
+        <w:spacing w:after="80"/>
+      </w:pPr>
+      <w:r>
+        <w:rPr>
+          <w:b w:val="false"/>
+          <w:bCs w:val="false"/>
+        </w:rPr>
+        <w:t xml:space="preserve">sign to the left of the elements can be clicked to expand or collapse the element</w:t>
+      </w:r>
+    </w:p>
+    <w:p>
+      <w:pPr>
+        <w:spacing w:after="80"/>
+      </w:pPr>
+      <w:r>
+        <w:rPr>
+          <w:b w:val="false"/>
+          <w:bCs w:val="false"/>
+        </w:rPr>
+        <w:t xml:space="preserve">structure. To view XML source code, try to select “View Page Source” or “View</w:t>
+      </w:r>
+    </w:p>
+    <w:p>
+      <w:pPr>
+        <w:spacing w:after="80"/>
+      </w:pPr>
+      <w:r>
+        <w:rPr>
+          <w:b w:val="false"/>
+          <w:bCs w:val="false"/>
+        </w:rPr>
+        <w:t xml:space="preserve">Source” from the browser menu you use.</w:t>
+      </w:r>
+    </w:p>
+    <w:p>
+      <w:pPr>
+        <w:spacing w:after="80"/>
+      </w:pPr>
+      <w:r>
+        <w:rPr>
+          <w:b w:val="false"/>
+          <w:bCs w:val="false"/>
+        </w:rPr>
+        <w:t xml:space="preserve">XML document on Mozilla</w:t>
+      </w:r>
+    </w:p>
+    <w:p>
+      <w:pPr>
+        <w:spacing w:after="80"/>
+      </w:pPr>
+      <w:r>
+        <w:rPr>
+          <w:b w:val="false"/>
+          <w:bCs w:val="false"/>
+        </w:rPr>
+        <w:t xml:space="preserve">browser</w:t>
+      </w:r>
+    </w:p>
+    <w:p>
+      <w:pPr>
+        <w:spacing w:after="80"/>
+      </w:pPr>
+      <w:r>
+        <w:rPr>
+          <w:b w:val="false"/>
+          <w:bCs w:val="false"/>
+        </w:rPr>
+        <w:t xml:space="preserve">XML document on Internet Explorer browser</w:t>
+      </w:r>
+    </w:p>
+    <w:p>
+      <w:pPr>
+        <w:spacing w:after="80"/>
+      </w:pPr>
+      <w:r>
+        <w:rPr>
+          <w:b w:val="false"/>
+          <w:bCs w:val="false"/>
+        </w:rPr>
+        <w:t xml:space="preserve">Figure 4. 5 XML Document on Browsers – Mozilla and Internet Explorer</w:t>
+      </w:r>
+    </w:p>
+    <w:p>
+      <w:pPr>
+        <w:spacing w:after="80"/>
+      </w:pPr>
+      <w:r>
+        <w:rPr>
+          <w:b w:val="false"/>
+          <w:bCs w:val="false"/>
+        </w:rPr>
+        <w:t xml:space="preserve">editor.</w:t>
+      </w:r>
+    </w:p>
+    <w:p>
+      <w:pPr>
+        <w:spacing w:after="80"/>
+      </w:pPr>
+      <w:r>
+        <w:rPr>
+          <w:b w:val="false"/>
+          <w:bCs w:val="false"/>
+        </w:rPr>
+        <w:t xml:space="preserve">I nformatIon technology grade 12 ~ Student textbook 109</w:t>
+      </w:r>
+    </w:p>
+    <w:p>
+      <w:pPr>
+        <w:spacing w:after="80"/>
+      </w:pPr>
+      <w:r>
+        <w:rPr>
+          <w:b w:val="false"/>
+          <w:bCs w:val="false"/>
+        </w:rPr>
+        <w:t xml:space="preserve">XML document viewed on XML Notepad – Tree View</w:t>
+      </w:r>
+    </w:p>
+    <w:p>
+      <w:pPr>
+        <w:spacing w:after="80"/>
+      </w:pPr>
+      <w:r>
+        <w:rPr>
+          <w:b w:val="false"/>
+          <w:bCs w:val="false"/>
+        </w:rPr>
+        <w:t xml:space="preserve">Tree View on</w:t>
+      </w:r>
+    </w:p>
+    <w:p>
+      <w:pPr>
+        <w:spacing w:after="80"/>
+      </w:pPr>
+      <w:r>
+        <w:rPr>
+          <w:b w:val="false"/>
+          <w:bCs w:val="false"/>
+        </w:rPr>
+        <w:t xml:space="preserve">XML Note-</w:t>
+      </w:r>
+    </w:p>
+    <w:p>
+      <w:pPr>
+        <w:spacing w:after="80"/>
+      </w:pPr>
+      <w:r>
+        <w:rPr>
+          <w:b w:val="false"/>
+          <w:bCs w:val="false"/>
+        </w:rPr>
+        <w:t xml:space="preserve">pad</w:t>
+      </w:r>
+    </w:p>
+    <w:p>
+      <w:pPr>
+        <w:spacing w:after="80"/>
+      </w:pPr>
+      <w:r>
+        <w:rPr>
+          <w:b w:val="false"/>
+          <w:bCs w:val="false"/>
+        </w:rPr>
+        <w:t xml:space="preserve">XML documents viewed on XML Notepad – XSL Output view</w:t>
+      </w:r>
+    </w:p>
+    <w:p>
+      <w:pPr>
+        <w:spacing w:after="80"/>
+      </w:pPr>
+      <w:r>
+        <w:rPr>
+          <w:b w:val="false"/>
+          <w:bCs w:val="false"/>
+        </w:rPr>
+        <w:t xml:space="preserve">XSL Output</w:t>
+      </w:r>
+    </w:p>
+    <w:p>
+      <w:pPr>
+        <w:spacing w:after="80"/>
+      </w:pPr>
+      <w:r>
+        <w:rPr>
+          <w:b w:val="false"/>
+          <w:bCs w:val="false"/>
+        </w:rPr>
+        <w:t xml:space="preserve">on XML</w:t>
+      </w:r>
+    </w:p>
+    <w:p>
+      <w:pPr>
+        <w:spacing w:after="80"/>
+      </w:pPr>
+      <w:r>
+        <w:rPr>
+          <w:b w:val="false"/>
+          <w:bCs w:val="false"/>
+        </w:rPr>
+        <w:t xml:space="preserve">Notepad</w:t>
+      </w:r>
+    </w:p>
+    <w:p>
+      <w:pPr>
+        <w:spacing w:after="80"/>
+      </w:pPr>
+      <w:r>
+        <w:rPr>
+          <w:b w:val="false"/>
+          <w:bCs w:val="false"/>
+        </w:rPr>
+        <w:t xml:space="preserve">Figure 4. 6 XML document view on XML Notepad</w:t>
+      </w:r>
+    </w:p>
+    <w:p>
+      <w:pPr>
+        <w:spacing w:after="80"/>
+      </w:pPr>
+      <w:r>
+        <w:rPr>
+          <w:b w:val="false"/>
+          <w:bCs w:val="false"/>
+        </w:rPr>
+        <w:t xml:space="preserve">Notes</w:t>
+      </w:r>
+    </w:p>
+    <w:p>
+      <w:pPr>
+        <w:spacing w:after="80"/>
+      </w:pPr>
+      <w:r>
+        <w:rPr>
+          <w:b w:val="false"/>
+          <w:bCs w:val="false"/>
+        </w:rPr>
+        <w:t xml:space="preserve"> XSL is a style sheet for XML as CSS is a style sheet for HTML. XSL</w:t>
+      </w:r>
+    </w:p>
+    <w:p>
+      <w:pPr>
+        <w:spacing w:after="80"/>
+      </w:pPr>
+      <w:r>
+        <w:rPr>
+          <w:b w:val="false"/>
+          <w:bCs w:val="false"/>
+        </w:rPr>
+        <w:t xml:space="preserve">transform and render XML document (See Figure 4.6 above).</w:t>
+      </w:r>
+    </w:p>
+    <w:p>
+      <w:pPr>
+        <w:spacing w:after="80"/>
+      </w:pPr>
+      <w:r>
+        <w:rPr>
+          <w:b w:val="false"/>
+          <w:bCs w:val="false"/>
+        </w:rPr>
+        <w:t xml:space="preserve">I nformatIon technology grade 12 ~ Student textbook 110</w:t>
+      </w:r>
+    </w:p>
+    <w:p>
+      <w:pPr>
+        <w:spacing w:after="80"/>
+      </w:pPr>
+      <w:r>
+        <w:rPr>
+          <w:b w:val="false"/>
+          <w:bCs w:val="false"/>
+        </w:rPr>
+        <w:t xml:space="preserve">Activity 4.4</w:t>
+      </w:r>
+    </w:p>
+    <w:p>
+      <w:pPr>
+        <w:spacing w:after="80"/>
+      </w:pPr>
+      <w:r>
+        <w:rPr>
+          <w:b w:val="false"/>
+          <w:bCs w:val="false"/>
+        </w:rPr>
+        <w:t xml:space="preserve">1. Write the above XML on any text editor and save it as test.xml. Then</w:t>
+      </w:r>
+    </w:p>
+    <w:p>
+      <w:pPr>
+        <w:spacing w:after="80"/>
+      </w:pPr>
+      <w:r>
+        <w:rPr>
+          <w:b w:val="false"/>
+          <w:bCs w:val="false"/>
+        </w:rPr>
+        <w:t xml:space="preserve">open the test.xml using at least two browsers and note what you have</w:t>
+      </w:r>
+    </w:p>
+    <w:p>
+      <w:pPr>
+        <w:spacing w:after="80"/>
+      </w:pPr>
+      <w:r>
+        <w:rPr>
+          <w:b w:val="false"/>
+          <w:bCs w:val="false"/>
+        </w:rPr>
+        <w:t xml:space="preserve">observed.</w:t>
+      </w:r>
+    </w:p>
+    <w:p>
+      <w:pPr>
+        <w:spacing w:after="80"/>
+      </w:pPr>
+      <w:r>
+        <w:rPr>
+          <w:b w:val="false"/>
+          <w:bCs w:val="false"/>
+        </w:rPr>
+        <w:t xml:space="preserve">2. Use the file created in Activity 4.3 Question 2 and open the test.xml</w:t>
+      </w:r>
+    </w:p>
+    <w:p>
+      <w:pPr>
+        <w:spacing w:after="80"/>
+      </w:pPr>
+      <w:r>
+        <w:rPr>
+          <w:b w:val="false"/>
+          <w:bCs w:val="false"/>
+        </w:rPr>
+        <w:t xml:space="preserve">using XML Notepad editor and see the result – in Tree View and XSL</w:t>
+      </w:r>
+    </w:p>
+    <w:p>
+      <w:pPr>
+        <w:spacing w:after="80"/>
+      </w:pPr>
+      <w:r>
+        <w:rPr>
+          <w:b w:val="false"/>
+          <w:bCs w:val="false"/>
+        </w:rPr>
+        <w:t xml:space="preserve">Output.</w:t>
+      </w:r>
+    </w:p>
+    <w:p>
+      <w:pPr>
+        <w:spacing w:after="80"/>
+      </w:pPr>
+      <w:r>
+        <w:rPr>
+          <w:b w:val="false"/>
+          <w:bCs w:val="false"/>
+        </w:rPr>
+        <w:t xml:space="preserve">Hint: Don’t forget to add XML declaration statement at the</w:t>
+      </w:r>
+    </w:p>
+    <w:p>
+      <w:pPr>
+        <w:spacing w:after="80"/>
+      </w:pPr>
+      <w:r>
+        <w:rPr>
+          <w:b w:val="false"/>
+          <w:bCs w:val="false"/>
+        </w:rPr>
+        <w:t xml:space="preserve">beginning.&lt;?xml version=”1.0” encoding=”UTF-8”?&gt;</w:t>
+      </w:r>
+    </w:p>
+    <w:p>
+      <w:pPr>
+        <w:spacing w:after="80"/>
+      </w:pPr>
+      <w:r>
+        <w:rPr>
+          <w:b w:val="false"/>
+          <w:bCs w:val="false"/>
+        </w:rPr>
+        <w:t xml:space="preserve">Syntax rules to be remembered while working on XML:</w:t>
+      </w:r>
+    </w:p>
+    <w:p>
+      <w:pPr>
+        <w:spacing w:after="80"/>
+      </w:pPr>
+      <w:r>
+        <w:rPr>
+          <w:b w:val="false"/>
+          <w:bCs w:val="false"/>
+        </w:rPr>
+        <w:t xml:space="preserve">1. You should have one root: XML documents must contain one element that is</w:t>
+      </w:r>
+    </w:p>
+    <w:p>
+      <w:pPr>
+        <w:spacing w:after="80"/>
+      </w:pPr>
+      <w:r>
+        <w:rPr>
+          <w:b w:val="false"/>
+          <w:bCs w:val="false"/>
+        </w:rPr>
+        <w:t xml:space="preserve">the parent of all other elements.</w:t>
+      </w:r>
+    </w:p>
+    <w:p>
+      <w:pPr>
+        <w:spacing w:after="80"/>
+      </w:pPr>
+      <w:r>
+        <w:rPr>
+          <w:b w:val="false"/>
+          <w:bCs w:val="false"/>
+        </w:rPr>
+        <w:t xml:space="preserve">A. &lt;A&gt;&lt;X&gt; . . . &lt;/X&gt;&lt;Y&gt;…&lt;/Y&gt;&lt;/A&gt;&lt;/X&gt; is wrong</w:t>
+      </w:r>
+    </w:p>
+    <w:p>
+      <w:pPr>
+        <w:spacing w:after="80"/>
+      </w:pPr>
+      <w:r>
+        <w:rPr>
+          <w:b w:val="false"/>
+          <w:bCs w:val="false"/>
+        </w:rPr>
+        <w:t xml:space="preserve">because the root tag starts with &lt;A&gt; and ends with a different tag &lt;/X&gt;</w:t>
+      </w:r>
+    </w:p>
+    <w:p>
+      <w:pPr>
+        <w:spacing w:after="80"/>
+      </w:pPr>
+      <w:r>
+        <w:rPr>
+          <w:b w:val="false"/>
+          <w:bCs w:val="false"/>
+        </w:rPr>
+        <w:t xml:space="preserve">B. &lt;A&gt;&lt;X&gt; . . . &lt;/X&gt;&lt;Y&gt;. . . &lt;/Y&gt;&lt;/A&gt;is correct</w:t>
+      </w:r>
+    </w:p>
+    <w:p>
+      <w:pPr>
+        <w:spacing w:after="80"/>
+      </w:pPr>
+      <w:r>
+        <w:rPr>
+          <w:b w:val="false"/>
+          <w:bCs w:val="false"/>
+        </w:rPr>
+        <w:t xml:space="preserve">because the root tag starts with &lt;A&gt; and ends with the same tag &lt;/A&gt;</w:t>
+      </w:r>
+    </w:p>
+    <w:p>
+      <w:pPr>
+        <w:spacing w:after="80"/>
+      </w:pPr>
+      <w:r>
+        <w:rPr>
+          <w:b w:val="false"/>
+          <w:bCs w:val="false"/>
+        </w:rPr>
+        <w:t xml:space="preserve">2. XML elements are case sensitive</w:t>
+      </w:r>
+    </w:p>
+    <w:p>
+      <w:pPr>
+        <w:spacing w:after="80"/>
+      </w:pPr>
+      <w:r>
+        <w:rPr>
+          <w:b w:val="false"/>
+          <w:bCs w:val="false"/>
+        </w:rPr>
+        <w:t xml:space="preserve">A. &lt;name&gt;Ibrahim&lt;/Name&gt; is wrong</w:t>
+      </w:r>
+    </w:p>
+    <w:p>
+      <w:pPr>
+        <w:spacing w:after="80"/>
+      </w:pPr>
+      <w:r>
+        <w:rPr>
+          <w:b w:val="false"/>
+          <w:bCs w:val="false"/>
+        </w:rPr>
+        <w:t xml:space="preserve">B. &lt;NAME&gt;Ibrahim&lt;/Name&gt; is wrong</w:t>
+      </w:r>
+    </w:p>
+    <w:p>
+      <w:pPr>
+        <w:spacing w:after="80"/>
+      </w:pPr>
+      <w:r>
+        <w:rPr>
+          <w:b w:val="false"/>
+          <w:bCs w:val="false"/>
+        </w:rPr>
+        <w:t xml:space="preserve">C. &lt;Name&gt;Ibrahim&lt;/Name&gt; is correct</w:t>
+      </w:r>
+    </w:p>
+    <w:p>
+      <w:pPr>
+        <w:spacing w:after="80"/>
+      </w:pPr>
+      <w:r>
+        <w:rPr>
+          <w:b w:val="false"/>
+          <w:bCs w:val="false"/>
+        </w:rPr>
+        <w:t xml:space="preserve">3. All elements should not overlap, and they must properly be nested within each</w:t>
+      </w:r>
+    </w:p>
+    <w:p>
+      <w:pPr>
+        <w:spacing w:after="80"/>
+      </w:pPr>
+      <w:r>
+        <w:rPr>
+          <w:b w:val="false"/>
+          <w:bCs w:val="false"/>
+        </w:rPr>
+        <w:t xml:space="preserve">other.</w:t>
+      </w:r>
+    </w:p>
+    <w:p>
+      <w:pPr>
+        <w:spacing w:after="80"/>
+      </w:pPr>
+      <w:r>
+        <w:rPr>
+          <w:b w:val="false"/>
+          <w:bCs w:val="false"/>
+        </w:rPr>
+        <w:t xml:space="preserve">A. &lt;Name&gt;&lt;Student&gt;Almaz&lt;/Name&gt;&lt;/Student&gt; is wrong</w:t>
+      </w:r>
+    </w:p>
+    <w:p>
+      <w:pPr>
+        <w:spacing w:after="80"/>
+      </w:pPr>
+      <w:r>
+        <w:rPr>
+          <w:b w:val="false"/>
+          <w:bCs w:val="false"/>
+        </w:rPr>
+        <w:t xml:space="preserve">B. &lt;Student&gt;&lt;Name&gt;Almaz&lt;/Student&gt;&lt;/Name&gt; is wrong</w:t>
+      </w:r>
+    </w:p>
+    <w:p>
+      <w:pPr>
+        <w:spacing w:after="80"/>
+      </w:pPr>
+      <w:r>
+        <w:rPr>
+          <w:b w:val="false"/>
+          <w:bCs w:val="false"/>
+        </w:rPr>
+        <w:t xml:space="preserve">C. &lt;Student&gt;&lt;Name&gt;Almaz&lt;/Name&gt;&lt;/Student&gt; is correct</w:t>
+      </w:r>
+    </w:p>
+    <w:p>
+      <w:pPr>
+        <w:spacing w:after="80"/>
+      </w:pPr>
+      <w:r>
+        <w:rPr>
+          <w:b w:val="false"/>
+          <w:bCs w:val="false"/>
+        </w:rPr>
+        <w:t xml:space="preserve">4. XML attribute values must always be quoted. The XML elements can have</w:t>
+      </w:r>
+    </w:p>
+    <w:p>
+      <w:pPr>
+        <w:spacing w:after="80"/>
+      </w:pPr>
+      <w:r>
+        <w:rPr>
+          <w:b w:val="false"/>
+          <w:bCs w:val="false"/>
+        </w:rPr>
+        <w:t xml:space="preserve">attributes in name-value pairs which are similar to HTML.</w:t>
+      </w:r>
+    </w:p>
+    <w:p>
+      <w:pPr>
+        <w:spacing w:after="80"/>
+      </w:pPr>
+      <w:r>
+        <w:rPr>
+          <w:b w:val="false"/>
+          <w:bCs w:val="false"/>
+        </w:rPr>
+        <w:t xml:space="preserve">&lt;note date=”12/11/2007”&gt;</w:t>
+      </w:r>
+    </w:p>
+    <w:p>
+      <w:pPr>
+        <w:spacing w:after="80"/>
+      </w:pPr>
+      <w:r>
+        <w:rPr>
+          <w:b w:val="false"/>
+          <w:bCs w:val="false"/>
+        </w:rPr>
+        <w:t xml:space="preserve">&lt;to&gt;Gebre&lt;/to&gt;</w:t>
+      </w:r>
+    </w:p>
+    <w:p>
+      <w:pPr>
+        <w:spacing w:after="80"/>
+      </w:pPr>
+      <w:r>
+        <w:rPr>
+          <w:b w:val="false"/>
+          <w:bCs w:val="false"/>
+        </w:rPr>
+        <w:t xml:space="preserve">&lt;from&gt;Almaz&lt;/from&gt;</w:t>
+      </w:r>
+    </w:p>
+    <w:p>
+      <w:pPr>
+        <w:spacing w:after="80"/>
+      </w:pPr>
+      <w:r>
+        <w:rPr>
+          <w:b w:val="false"/>
+          <w:bCs w:val="false"/>
+        </w:rPr>
+        <w:t xml:space="preserve">&lt;/note&gt;</w:t>
+      </w:r>
+    </w:p>
+    <w:p>
+      <w:pPr>
+        <w:spacing w:after="80"/>
+      </w:pPr>
+      <w:r>
+        <w:rPr>
+          <w:b w:val="false"/>
+          <w:bCs w:val="false"/>
+        </w:rPr>
+        <w:t xml:space="preserve">5. Comments in XML: The syntax for writing comments in XML is similar to</w:t>
+      </w:r>
+    </w:p>
+    <w:p>
+      <w:pPr>
+        <w:spacing w:after="80"/>
+      </w:pPr>
+      <w:r>
+        <w:rPr>
+          <w:b w:val="false"/>
+          <w:bCs w:val="false"/>
+        </w:rPr>
+        <w:t xml:space="preserve">that of HTML</w:t>
+      </w:r>
+    </w:p>
+    <w:p>
+      <w:pPr>
+        <w:spacing w:after="80"/>
+      </w:pPr>
+      <w:r>
+        <w:rPr>
+          <w:b w:val="false"/>
+          <w:bCs w:val="false"/>
+        </w:rPr>
+        <w:t xml:space="preserve">E.g. &lt;!-- This is a comment --&gt;</w:t>
+      </w:r>
+    </w:p>
+    <w:p>
+      <w:pPr>
+        <w:spacing w:after="80"/>
+      </w:pPr>
+      <w:r>
+        <w:rPr>
+          <w:b w:val="false"/>
+          <w:bCs w:val="false"/>
+        </w:rPr>
+        <w:t xml:space="preserve">I nformatIon technology grade 12 ~ Student textbook 111</w:t>
+      </w:r>
+    </w:p>
+    <w:p>
+      <w:pPr>
+        <w:spacing w:after="80"/>
+      </w:pPr>
+      <w:r>
+        <w:rPr>
+          <w:b w:val="false"/>
+          <w:bCs w:val="false"/>
+        </w:rPr>
+        <w:t xml:space="preserve">6. XML does not truncate multiple white-spaces. In HTML, multiple white-spaces</w:t>
+      </w:r>
+    </w:p>
+    <w:p>
+      <w:pPr>
+        <w:spacing w:after="80"/>
+      </w:pPr>
+      <w:r>
+        <w:rPr>
+          <w:b w:val="false"/>
+          <w:bCs w:val="false"/>
+        </w:rPr>
+        <w:t xml:space="preserve">are truncated to a single white-space.</w:t>
+      </w:r>
+    </w:p>
+    <w:p>
+      <w:pPr>
+        <w:spacing w:after="80"/>
+      </w:pPr>
+      <w:r>
+        <w:rPr>
+          <w:b w:val="false"/>
+          <w:bCs w:val="false"/>
+        </w:rPr>
+        <w:t xml:space="preserve">XML HTML</w:t>
+      </w:r>
+    </w:p>
+    <w:p>
+      <w:pPr>
+        <w:spacing w:after="80"/>
+      </w:pPr>
+      <w:r>
+        <w:rPr>
+          <w:b w:val="false"/>
+          <w:bCs w:val="false"/>
+        </w:rPr>
+        <w:t xml:space="preserve">Hello AbebechGobena Hello AbebechGobena</w:t>
+      </w:r>
+    </w:p>
+    <w:p>
+      <w:pPr>
+        <w:spacing w:after="80"/>
+      </w:pPr>
+      <w:r>
+        <w:rPr>
+          <w:b w:val="false"/>
+          <w:bCs w:val="false"/>
+        </w:rPr>
+        <w:t xml:space="preserve">7. Entity References: In XML, some characters have special meaning. For</w:t>
+      </w:r>
+    </w:p>
+    <w:p>
+      <w:pPr>
+        <w:spacing w:after="80"/>
+      </w:pPr>
+      <w:r>
+        <w:rPr>
+          <w:b w:val="false"/>
+          <w:bCs w:val="false"/>
+        </w:rPr>
+        <w:t xml:space="preserve">example, a character like “&lt;” inside an XML element will generate an error.</w:t>
+      </w:r>
+    </w:p>
+    <w:p>
+      <w:pPr>
+        <w:spacing w:after="80"/>
+      </w:pPr>
+      <w:r>
+        <w:rPr>
+          <w:b w:val="false"/>
+          <w:bCs w:val="false"/>
+        </w:rPr>
+        <w:t xml:space="preserve">This is because the XML parser interprets “&lt;” as the start of a new XML</w:t>
+      </w:r>
+    </w:p>
+    <w:p>
+      <w:pPr>
+        <w:spacing w:after="80"/>
+      </w:pPr>
+      <w:r>
+        <w:rPr>
+          <w:b w:val="false"/>
+          <w:bCs w:val="false"/>
+        </w:rPr>
+        <w:t xml:space="preserve">element. See the example below:</w:t>
+      </w:r>
+    </w:p>
+    <w:p>
+      <w:pPr>
+        <w:spacing w:after="80"/>
+      </w:pPr>
+      <w:r>
+        <w:rPr>
+          <w:b w:val="false"/>
+          <w:bCs w:val="false"/>
+        </w:rPr>
+        <w:t xml:space="preserve">&lt;Message&gt;if salary &lt;1000 then&lt;/Message&gt; This generates an XML error:</w:t>
+      </w:r>
+    </w:p>
+    <w:p>
+      <w:pPr>
+        <w:spacing w:after="80"/>
+      </w:pPr>
+      <w:r>
+        <w:rPr>
+          <w:b w:val="false"/>
+          <w:bCs w:val="false"/>
+        </w:rPr>
+        <w:t xml:space="preserve">To avoid this error, replace the “&lt;” character with an entity reference as:</w:t>
+      </w:r>
+    </w:p>
+    <w:p>
+      <w:pPr>
+        <w:spacing w:after="80"/>
+      </w:pPr>
+      <w:r>
+        <w:rPr>
+          <w:b w:val="false"/>
+          <w:bCs w:val="false"/>
+        </w:rPr>
+        <w:t xml:space="preserve">&lt;Message&gt;if salary &amp;lt; 1000 then&lt;/Message&gt; This is correct</w:t>
+      </w:r>
+    </w:p>
+    <w:p>
+      <w:pPr>
+        <w:spacing w:after="80"/>
+      </w:pPr>
+      <w:r>
+        <w:rPr>
+          <w:b w:val="false"/>
+          <w:bCs w:val="false"/>
+        </w:rPr>
+        <w:t xml:space="preserve">There are 5 pre-defined entity references in XML. See these references in Table</w:t>
+      </w:r>
+    </w:p>
+    <w:p>
+      <w:pPr>
+        <w:spacing w:after="80"/>
+      </w:pPr>
+      <w:r>
+        <w:rPr>
+          <w:b w:val="false"/>
+          <w:bCs w:val="false"/>
+        </w:rPr>
+        <w:t xml:space="preserve">4.1 below.</w:t>
+      </w:r>
+    </w:p>
+    <w:p>
+      <w:pPr>
+        <w:spacing w:after="80"/>
+      </w:pPr>
+      <w:r>
+        <w:rPr>
+          <w:b w:val="false"/>
+          <w:bCs w:val="false"/>
+        </w:rPr>
+        <w:t xml:space="preserve">Table 4. 1 Entity References in XML</w:t>
+      </w:r>
+    </w:p>
+    <w:p>
+      <w:pPr>
+        <w:spacing w:after="80"/>
+      </w:pPr>
+      <w:r>
+        <w:rPr>
+          <w:b w:val="false"/>
+          <w:bCs w:val="false"/>
+        </w:rPr>
+        <w:t xml:space="preserve">&amp;lt; &lt; less than</w:t>
+      </w:r>
+    </w:p>
+    <w:p>
+      <w:pPr>
+        <w:spacing w:after="80"/>
+      </w:pPr>
+      <w:r>
+        <w:rPr>
+          <w:b w:val="false"/>
+          <w:bCs w:val="false"/>
+        </w:rPr>
+        <w:t xml:space="preserve">&amp;gt; &gt; greater than</w:t>
+      </w:r>
+    </w:p>
+    <w:p>
+      <w:pPr>
+        <w:spacing w:after="80"/>
+      </w:pPr>
+      <w:r>
+        <w:rPr>
+          <w:b w:val="false"/>
+          <w:bCs w:val="false"/>
+        </w:rPr>
+        <w:t xml:space="preserve">&amp;amp; &amp; ampersand</w:t>
+      </w:r>
+    </w:p>
+    <w:p>
+      <w:pPr>
+        <w:spacing w:after="80"/>
+      </w:pPr>
+      <w:r>
+        <w:rPr>
+          <w:b w:val="false"/>
+          <w:bCs w:val="false"/>
+        </w:rPr>
+        <w:t xml:space="preserve">&amp;apos; ‘ apostrophe</w:t>
+      </w:r>
+    </w:p>
+    <w:p>
+      <w:pPr>
+        <w:spacing w:after="80"/>
+      </w:pPr>
+      <w:r>
+        <w:rPr>
+          <w:b w:val="false"/>
+          <w:bCs w:val="false"/>
+        </w:rPr>
+        <w:t xml:space="preserve">&amp;quot; “ quotation mark</w:t>
+      </w:r>
+    </w:p>
+    <w:p>
+      <w:pPr>
+        <w:spacing w:after="80"/>
+      </w:pPr>
+      <w:r>
+        <w:rPr>
+          <w:b w:val="false"/>
+          <w:bCs w:val="false"/>
+        </w:rPr>
+        <w:t xml:space="preserve">Notes</w:t>
+      </w:r>
+    </w:p>
+    <w:p>
+      <w:pPr>
+        <w:spacing w:after="80"/>
+      </w:pPr>
+      <w:r>
+        <w:rPr>
+          <w:b w:val="false"/>
+          <w:bCs w:val="false"/>
+        </w:rPr>
+        <w:t xml:space="preserve"> Only the characters “&lt;” and “&amp;” are strictly illegal in XML. The greater</w:t>
+      </w:r>
+    </w:p>
+    <w:p>
+      <w:pPr>
+        <w:spacing w:after="80"/>
+      </w:pPr>
+      <w:r>
+        <w:rPr>
+          <w:b w:val="false"/>
+          <w:bCs w:val="false"/>
+        </w:rPr>
+        <w:t xml:space="preserve">than character is legal, but it is a good habit to replace it. Therefore,</w:t>
+      </w:r>
+    </w:p>
+    <w:p>
+      <w:pPr>
+        <w:spacing w:after="80"/>
+      </w:pPr>
+      <w:r>
+        <w:rPr>
+          <w:b w:val="false"/>
+          <w:bCs w:val="false"/>
+        </w:rPr>
+        <w:t xml:space="preserve">XML documents that conform to the syntax rules above are said to be</w:t>
+      </w:r>
+    </w:p>
+    <w:p>
+      <w:pPr>
+        <w:spacing w:after="80"/>
+      </w:pPr>
+      <w:r>
+        <w:rPr>
+          <w:b w:val="false"/>
+          <w:bCs w:val="false"/>
+        </w:rPr>
+        <w:t xml:space="preserve">“Well Formed” XML documents.</w:t>
+      </w:r>
+    </w:p>
+    <w:p>
+      <w:pPr>
+        <w:spacing w:after="80"/>
+      </w:pPr>
+      <w:r>
+        <w:rPr>
+          <w:b w:val="false"/>
+          <w:bCs w:val="false"/>
+        </w:rPr>
+        <w:t xml:space="preserve">Activity 4.5</w:t>
+      </w:r>
+    </w:p>
+    <w:p>
+      <w:pPr>
+        <w:spacing w:after="80"/>
+      </w:pPr>
+      <w:r>
+        <w:rPr>
+          <w:b w:val="false"/>
+          <w:bCs w:val="false"/>
+        </w:rPr>
+        <w:t xml:space="preserve">Examine the following XML code and rewrite it if the code is wrong.</w:t>
+      </w:r>
+    </w:p>
+    <w:p>
+      <w:pPr>
+        <w:spacing w:after="80"/>
+      </w:pPr>
+      <w:r>
+        <w:rPr>
+          <w:b w:val="false"/>
+          <w:bCs w:val="false"/>
+        </w:rPr>
+        <w:t xml:space="preserve">XML code to analyze Corrected XML code</w:t>
+      </w:r>
+    </w:p>
+    <w:p>
+      <w:pPr>
+        <w:spacing w:after="80"/>
+      </w:pPr>
+      <w:r>
+        <w:rPr>
+          <w:b w:val="false"/>
+          <w:bCs w:val="false"/>
+        </w:rPr>
+        <w:t xml:space="preserve">&lt;note&gt;&lt;to&gt;Lucy&lt;/to&gt;&lt;from&gt;Hadar&lt;/note&gt;&lt;/from&gt;</w:t>
+      </w:r>
+    </w:p>
+    <w:p>
+      <w:pPr>
+        <w:spacing w:after="80"/>
+      </w:pPr>
+      <w:r>
+        <w:rPr>
+          <w:b w:val="false"/>
+          <w:bCs w:val="false"/>
+        </w:rPr>
+        <w:t xml:space="preserve">&lt;student id=1010&gt;&lt;name&gt;Edossa&lt;/name&gt;&lt;/student&gt;</w:t>
+      </w:r>
+    </w:p>
+    <w:p>
+      <w:pPr>
+        <w:spacing w:after="80"/>
+      </w:pPr>
+      <w:r>
+        <w:rPr>
+          <w:b w:val="false"/>
+          <w:bCs w:val="false"/>
+        </w:rPr>
+        <w:t xml:space="preserve">&lt;birth_date&gt;Date of Birth&lt;/Birth_date&gt;</w:t>
+      </w:r>
+    </w:p>
+    <w:p>
+      <w:pPr>
+        <w:spacing w:after="80"/>
+      </w:pPr>
+      <w:r>
+        <w:rPr>
+          <w:b w:val="false"/>
+          <w:bCs w:val="false"/>
+        </w:rPr>
+        <w:t xml:space="preserve">&lt;compare&gt;10&gt;5&lt;/compare&gt;</w:t>
+      </w:r>
+    </w:p>
+    <w:p>
+      <w:pPr>
+        <w:spacing w:after="80"/>
+      </w:pPr>
+      <w:r>
+        <w:rPr>
+          <w:b w:val="false"/>
+          <w:bCs w:val="false"/>
+        </w:rPr>
+        <w:t xml:space="preserve">&lt;FullName&gt; Robso Amanueal &lt;/fullname&gt;</w:t>
+      </w:r>
+    </w:p>
+    <w:p>
+      <w:pPr>
+        <w:spacing w:after="80"/>
+      </w:pPr>
+      <w:r>
+        <w:rPr>
+          <w:b w:val="false"/>
+          <w:bCs w:val="false"/>
+        </w:rPr>
+        <w:t xml:space="preserve">I nformatIon technology grade 12 ~ Student textbook 112</w:t>
+      </w:r>
+    </w:p>
+    <w:p>
+      <w:pPr>
+        <w:spacing w:after="80"/>
+      </w:pPr>
+      <w:r>
+        <w:rPr>
+          <w:b w:val="false"/>
+          <w:bCs w:val="false"/>
+        </w:rPr>
+        <w:t xml:space="preserve">Element Declarations: XML documents consist of three things: elements,</w:t>
+      </w:r>
+    </w:p>
+    <w:p>
+      <w:pPr>
+        <w:spacing w:after="80"/>
+      </w:pPr>
+      <w:r>
+        <w:rPr>
+          <w:b w:val="false"/>
+          <w:bCs w:val="false"/>
+        </w:rPr>
+        <w:t xml:space="preserve">entities, and control information. Elements are surrounded by tags like HTML.</w:t>
+      </w:r>
+    </w:p>
+    <w:p>
+      <w:pPr>
+        <w:spacing w:after="80"/>
+      </w:pPr>
+      <w:r>
+        <w:rPr>
+          <w:b w:val="false"/>
+          <w:bCs w:val="false"/>
+        </w:rPr>
+        <w:t xml:space="preserve">The content of the document has a structure imposed by the rules of XML although</w:t>
+      </w:r>
+    </w:p>
+    <w:p>
+      <w:pPr>
+        <w:spacing w:after="80"/>
+      </w:pPr>
+      <w:r>
+        <w:rPr>
+          <w:b w:val="false"/>
+          <w:bCs w:val="false"/>
+        </w:rPr>
+        <w:t xml:space="preserve">this structure is quite loose. Each document has a single root element that contains</w:t>
+      </w:r>
+    </w:p>
+    <w:p>
+      <w:pPr>
+        <w:spacing w:after="80"/>
+      </w:pPr>
+      <w:r>
+        <w:rPr>
+          <w:b w:val="false"/>
+          <w:bCs w:val="false"/>
+        </w:rPr>
+        <w:t xml:space="preserve">all of the other markups. You have already learned this point in HTML where</w:t>
+      </w:r>
+    </w:p>
+    <w:p>
+      <w:pPr>
+        <w:spacing w:after="80"/>
+      </w:pPr>
+      <w:r>
+        <w:rPr>
+          <w:b w:val="false"/>
+          <w:bCs w:val="false"/>
+        </w:rPr>
+        <w:t xml:space="preserve">all documents are enclosed inside &lt;html&gt;&lt;/html&gt; tags. The document is then</w:t>
+      </w:r>
+    </w:p>
+    <w:p>
+      <w:pPr>
+        <w:spacing w:after="80"/>
+      </w:pPr>
+      <w:r>
+        <w:rPr>
+          <w:b w:val="false"/>
+          <w:bCs w:val="false"/>
+        </w:rPr>
+        <w:t xml:space="preserve">composed of several sections, each of which is enclosed between tags. The sections</w:t>
+      </w:r>
+    </w:p>
+    <w:p>
+      <w:pPr>
+        <w:spacing w:after="80"/>
+      </w:pPr>
+      <w:r>
+        <w:rPr>
+          <w:b w:val="false"/>
+          <w:bCs w:val="false"/>
+        </w:rPr>
+        <w:t xml:space="preserve">themselves are also elements.</w:t>
+      </w:r>
+    </w:p>
+    <w:p>
+      <w:pPr>
+        <w:spacing w:after="80"/>
+      </w:pPr>
+      <w:r>
+        <w:rPr>
+          <w:b w:val="false"/>
+          <w:bCs w:val="false"/>
+        </w:rPr>
+        <w:t xml:space="preserve">An XML element is everything from the start tag to the end tag’s of the element.</w:t>
+      </w:r>
+    </w:p>
+    <w:p>
+      <w:pPr>
+        <w:spacing w:after="80"/>
+      </w:pPr>
+      <w:r>
+        <w:rPr>
+          <w:b w:val="false"/>
+          <w:bCs w:val="false"/>
+        </w:rPr>
+        <w:t xml:space="preserve">An element without content is said to be empty element. An empty element can be</w:t>
+      </w:r>
+    </w:p>
+    <w:p>
+      <w:pPr>
+        <w:spacing w:after="80"/>
+      </w:pPr>
+      <w:r>
+        <w:rPr>
+          <w:b w:val="false"/>
+          <w:bCs w:val="false"/>
+        </w:rPr>
+        <w:t xml:space="preserve">described in one of the following options.</w:t>
+      </w:r>
+    </w:p>
+    <w:p>
+      <w:pPr>
+        <w:spacing w:after="80"/>
+      </w:pPr>
+      <w:r>
+        <w:rPr>
+          <w:b w:val="false"/>
+          <w:bCs w:val="false"/>
+        </w:rPr>
+        <w:t xml:space="preserve">&lt;element&gt;&lt;/element&gt; &lt;element /&gt;</w:t>
+      </w:r>
+    </w:p>
+    <w:p>
+      <w:pPr>
+        <w:spacing w:after="80"/>
+      </w:pPr>
+      <w:r>
+        <w:rPr>
+          <w:b w:val="false"/>
+          <w:bCs w:val="false"/>
+        </w:rPr>
+        <w:t xml:space="preserve">Naming rules of XML elements:</w:t>
+      </w:r>
+    </w:p>
+    <w:p>
+      <w:pPr>
+        <w:spacing w:after="80"/>
+      </w:pPr>
+      <w:r>
+        <w:rPr>
+          <w:b w:val="false"/>
+          <w:bCs w:val="false"/>
+        </w:rPr>
+        <w:t xml:space="preserve">• Element names are case-sensitive.</w:t>
+      </w:r>
+    </w:p>
+    <w:p>
+      <w:pPr>
+        <w:spacing w:after="80"/>
+      </w:pPr>
+      <w:r>
+        <w:rPr>
+          <w:b w:val="false"/>
+          <w:bCs w:val="false"/>
+        </w:rPr>
+        <w:t xml:space="preserve">• Element names must start with a letter or underscore.</w:t>
+      </w:r>
+    </w:p>
+    <w:p>
+      <w:pPr>
+        <w:spacing w:after="80"/>
+      </w:pPr>
+      <w:r>
+        <w:rPr>
+          <w:b w:val="false"/>
+          <w:bCs w:val="false"/>
+        </w:rPr>
+        <w:t xml:space="preserve">• Element names cannot start with the letters XML.</w:t>
+      </w:r>
+    </w:p>
+    <w:p>
+      <w:pPr>
+        <w:spacing w:after="80"/>
+      </w:pPr>
+      <w:r>
+        <w:rPr>
+          <w:b w:val="false"/>
+          <w:bCs w:val="false"/>
+        </w:rPr>
+        <w:t xml:space="preserve">• Element names can contain letters, digits, hyphens, underscores, and</w:t>
+      </w:r>
+    </w:p>
+    <w:p>
+      <w:pPr>
+        <w:spacing w:after="80"/>
+      </w:pPr>
+      <w:r>
+        <w:rPr>
+          <w:b w:val="false"/>
+          <w:bCs w:val="false"/>
+        </w:rPr>
+        <w:t xml:space="preserve">periods.</w:t>
+      </w:r>
+    </w:p>
+    <w:p>
+      <w:pPr>
+        <w:spacing w:after="80"/>
+      </w:pPr>
+      <w:r>
+        <w:rPr>
+          <w:b w:val="false"/>
+          <w:bCs w:val="false"/>
+        </w:rPr>
+        <w:t xml:space="preserve">• Element names cannot contain spaces.</w:t>
+      </w:r>
+    </w:p>
+    <w:p>
+      <w:pPr>
+        <w:spacing w:after="80"/>
+      </w:pPr>
+      <w:r>
+        <w:rPr>
+          <w:b w:val="false"/>
+          <w:bCs w:val="false"/>
+        </w:rPr>
+        <w:t xml:space="preserve">Any name can be used, but no words are reserved (except XML).</w:t>
+      </w:r>
+    </w:p>
+    <w:p>
+      <w:pPr>
+        <w:spacing w:after="80"/>
+      </w:pPr>
+      <w:r>
+        <w:rPr>
+          <w:b w:val="false"/>
+          <w:bCs w:val="false"/>
+        </w:rPr>
+        <w:t xml:space="preserve">An element can contain:</w:t>
+      </w:r>
+    </w:p>
+    <w:p>
+      <w:pPr>
+        <w:spacing w:after="80"/>
+      </w:pPr>
+      <w:r>
+        <w:rPr>
+          <w:b w:val="false"/>
+          <w:bCs w:val="false"/>
+        </w:rPr>
+        <w:t xml:space="preserve">• Text</w:t>
+      </w:r>
+    </w:p>
+    <w:p>
+      <w:pPr>
+        <w:spacing w:after="80"/>
+      </w:pPr>
+      <w:r>
+        <w:rPr>
+          <w:b w:val="false"/>
+          <w:bCs w:val="false"/>
+        </w:rPr>
+        <w:t xml:space="preserve">• Attributes</w:t>
+      </w:r>
+    </w:p>
+    <w:p>
+      <w:pPr>
+        <w:spacing w:after="80"/>
+      </w:pPr>
+      <w:r>
+        <w:rPr>
+          <w:b w:val="false"/>
+          <w:bCs w:val="false"/>
+        </w:rPr>
+        <w:t xml:space="preserve">• Other Elements,</w:t>
+      </w:r>
+    </w:p>
+    <w:p>
+      <w:pPr>
+        <w:spacing w:after="80"/>
+      </w:pPr>
+      <w:r>
+        <w:rPr>
+          <w:b w:val="false"/>
+          <w:bCs w:val="false"/>
+        </w:rPr>
+        <w:t xml:space="preserve">or</w:t>
+      </w:r>
+    </w:p>
+    <w:p>
+      <w:pPr>
+        <w:spacing w:after="80"/>
+      </w:pPr>
+      <w:r>
+        <w:rPr>
+          <w:b w:val="false"/>
+          <w:bCs w:val="false"/>
+        </w:rPr>
+        <w:t xml:space="preserve">• A mix of the</w:t>
+      </w:r>
+    </w:p>
+    <w:p>
+      <w:pPr>
+        <w:spacing w:after="80"/>
+      </w:pPr>
+      <w:r>
+        <w:rPr>
+          <w:b w:val="false"/>
+          <w:bCs w:val="false"/>
+        </w:rPr>
+        <w:t xml:space="preserve">above</w:t>
+      </w:r>
+    </w:p>
+    <w:p>
+      <w:pPr>
+        <w:spacing w:after="80"/>
+      </w:pPr>
+      <w:r>
+        <w:rPr>
+          <w:b w:val="false"/>
+          <w:bCs w:val="false"/>
+        </w:rPr>
+        <w:t xml:space="preserve">Example of XML</w:t>
+      </w:r>
+    </w:p>
+    <w:p>
+      <w:pPr>
+        <w:spacing w:after="80"/>
+      </w:pPr>
+      <w:r>
+        <w:rPr>
+          <w:b w:val="false"/>
+          <w:bCs w:val="false"/>
+        </w:rPr>
+        <w:t xml:space="preserve">&lt;Bookstore&gt;</w:t>
+      </w:r>
+    </w:p>
+    <w:p>
+      <w:pPr>
+        <w:spacing w:after="80"/>
+      </w:pPr>
+      <w:r>
+        <w:rPr>
+          <w:b w:val="false"/>
+          <w:bCs w:val="false"/>
+        </w:rPr>
+        <w:t xml:space="preserve">&lt;Book category=”children”&gt;</w:t>
+      </w:r>
+    </w:p>
+    <w:p>
+      <w:pPr>
+        <w:spacing w:after="80"/>
+      </w:pPr>
+      <w:r>
+        <w:rPr>
+          <w:b w:val="false"/>
+          <w:bCs w:val="false"/>
+        </w:rPr>
+        <w:t xml:space="preserve">&lt;title&gt; Stories and Parables&lt;/title&gt;</w:t>
+      </w:r>
+    </w:p>
+    <w:p>
+      <w:pPr>
+        <w:spacing w:after="80"/>
+      </w:pPr>
+      <w:r>
+        <w:rPr>
+          <w:b w:val="false"/>
+          <w:bCs w:val="false"/>
+        </w:rPr>
+        <w:t xml:space="preserve">&lt;author&gt;Kebede Michael &lt;/author&gt;</w:t>
+      </w:r>
+    </w:p>
+    <w:p>
+      <w:pPr>
+        <w:spacing w:after="80"/>
+      </w:pPr>
+      <w:r>
+        <w:rPr>
+          <w:b w:val="false"/>
+          <w:bCs w:val="false"/>
+        </w:rPr>
+        <w:t xml:space="preserve">&lt;year&gt;2007&lt;/year&gt;</w:t>
+      </w:r>
+    </w:p>
+    <w:p>
+      <w:pPr>
+        <w:spacing w:after="80"/>
+      </w:pPr>
+      <w:r>
+        <w:rPr>
+          <w:b w:val="false"/>
+          <w:bCs w:val="false"/>
+        </w:rPr>
+        <w:t xml:space="preserve">&lt;price&gt;Birr 150.00 &lt;/price&gt;</w:t>
+      </w:r>
+    </w:p>
+    <w:p>
+      <w:pPr>
+        <w:spacing w:after="80"/>
+      </w:pPr>
+      <w:r>
+        <w:rPr>
+          <w:b w:val="false"/>
+          <w:bCs w:val="false"/>
+        </w:rPr>
+        <w:t xml:space="preserve">&lt;/Book&gt;</w:t>
+      </w:r>
+    </w:p>
+    <w:p>
+      <w:pPr>
+        <w:spacing w:after="80"/>
+      </w:pPr>
+      <w:r>
+        <w:rPr>
+          <w:b w:val="false"/>
+          <w:bCs w:val="false"/>
+        </w:rPr>
+        <w:t xml:space="preserve">&lt;/Bookstore&gt;</w:t>
+      </w:r>
+    </w:p>
+    <w:p>
+      <w:pPr>
+        <w:spacing w:after="80"/>
+      </w:pPr>
+      <w:r>
+        <w:rPr>
+          <w:b w:val="false"/>
+          <w:bCs w:val="false"/>
+        </w:rPr>
+        <w:t xml:space="preserve">Figure 4. 7 XML Elements vs Examples</w:t>
+      </w:r>
+    </w:p>
+    <w:p>
+      <w:pPr>
+        <w:spacing w:after="80"/>
+      </w:pPr>
+      <w:r>
+        <w:rPr>
+          <w:b w:val="false"/>
+          <w:bCs w:val="false"/>
+        </w:rPr>
+        <w:t xml:space="preserve">I nformatIon technology grade 12 ~ Student textbook 113</w:t>
+      </w:r>
+    </w:p>
+    <w:p>
+      <w:pPr>
+        <w:spacing w:after="80"/>
+      </w:pPr>
+      <w:r>
+        <w:rPr>
+          <w:b w:val="false"/>
+          <w:bCs w:val="false"/>
+        </w:rPr>
+        <w:t xml:space="preserve">In the Figure 4.7 above,</w:t>
+      </w:r>
+    </w:p>
+    <w:p>
+      <w:pPr>
+        <w:spacing w:after="80"/>
+      </w:pPr>
+      <w:r>
+        <w:rPr>
+          <w:b w:val="false"/>
+          <w:bCs w:val="false"/>
+        </w:rPr>
+        <w:t xml:space="preserve">• &lt;title&gt;, &lt;author&gt;, &lt;year&gt;, and &lt;price&gt; have text content because they</w:t>
+      </w:r>
+    </w:p>
+    <w:p>
+      <w:pPr>
+        <w:spacing w:after="80"/>
+      </w:pPr>
+      <w:r>
+        <w:rPr>
+          <w:b w:val="false"/>
+          <w:bCs w:val="false"/>
+        </w:rPr>
+        <w:t xml:space="preserve">contain text. E.g. Kebede Michael.</w:t>
+      </w:r>
+    </w:p>
+    <w:p>
+      <w:pPr>
+        <w:spacing w:after="80"/>
+      </w:pPr>
+      <w:r>
+        <w:rPr>
+          <w:b w:val="false"/>
+          <w:bCs w:val="false"/>
+        </w:rPr>
+        <w:t xml:space="preserve">• &lt;Bookstore&gt; and &lt;Book&gt; have element contents because they contain</w:t>
+      </w:r>
+    </w:p>
+    <w:p>
+      <w:pPr>
+        <w:spacing w:after="80"/>
+      </w:pPr>
+      <w:r>
+        <w:rPr>
+          <w:b w:val="false"/>
+          <w:bCs w:val="false"/>
+        </w:rPr>
+        <w:t xml:space="preserve">elements.</w:t>
+      </w:r>
+    </w:p>
+    <w:p>
+      <w:pPr>
+        <w:spacing w:after="80"/>
+      </w:pPr>
+      <w:r>
+        <w:rPr>
+          <w:b w:val="false"/>
+          <w:bCs w:val="false"/>
+        </w:rPr>
+        <w:t xml:space="preserve">• &lt;Book&gt; has an attribute. E.g. category=”children”.</w:t>
+      </w:r>
+    </w:p>
+    <w:p>
+      <w:pPr>
+        <w:spacing w:after="80"/>
+      </w:pPr>
+      <w:r>
+        <w:rPr>
+          <w:b w:val="false"/>
+          <w:bCs w:val="false"/>
+        </w:rPr>
+        <w:t xml:space="preserve">Attribute Declarations: An XML element, like HTML, can have attributes. The</w:t>
+      </w:r>
+    </w:p>
+    <w:p>
+      <w:pPr>
+        <w:spacing w:after="80"/>
+      </w:pPr>
+      <w:r>
+        <w:rPr>
+          <w:b w:val="false"/>
+          <w:bCs w:val="false"/>
+        </w:rPr>
+        <w:t xml:space="preserve">element’s attributes define data related to a specific element. Attributes provide</w:t>
+      </w:r>
+    </w:p>
+    <w:p>
+      <w:pPr>
+        <w:spacing w:after="80"/>
+      </w:pPr>
+      <w:r>
+        <w:rPr>
+          <w:b w:val="false"/>
+          <w:bCs w:val="false"/>
+        </w:rPr>
+        <w:t xml:space="preserve">additional information about the element. An attribute is defined as key-value pair:</w:t>
+      </w:r>
+    </w:p>
+    <w:p>
+      <w:pPr>
+        <w:spacing w:after="80"/>
+      </w:pPr>
+      <w:r>
+        <w:rPr>
+          <w:b w:val="false"/>
+          <w:bCs w:val="false"/>
+        </w:rPr>
+        <w:t xml:space="preserve">the key is the name (e.g. gender) and the attribute has values that must always be</w:t>
+      </w:r>
+    </w:p>
+    <w:p>
+      <w:pPr>
+        <w:spacing w:after="80"/>
+      </w:pPr>
+      <w:r>
+        <w:rPr>
+          <w:b w:val="false"/>
+          <w:bCs w:val="false"/>
+        </w:rPr>
+        <w:t xml:space="preserve">quoted (e.g. “female”). Either single quotation marks (‘ ’) or double quotation</w:t>
+      </w:r>
+    </w:p>
+    <w:p>
+      <w:pPr>
+        <w:spacing w:after="80"/>
+      </w:pPr>
+      <w:r>
+        <w:rPr>
+          <w:b w:val="false"/>
+          <w:bCs w:val="false"/>
+        </w:rPr>
+        <w:t xml:space="preserve">marks (“ ”) can be used. For example, a person element’s gender can be written</w:t>
+      </w:r>
+    </w:p>
+    <w:p>
+      <w:pPr>
+        <w:spacing w:after="80"/>
+      </w:pPr>
+      <w:r>
+        <w:rPr>
+          <w:b w:val="false"/>
+          <w:bCs w:val="false"/>
+        </w:rPr>
+        <w:t xml:space="preserve">like this:</w:t>
+      </w:r>
+    </w:p>
+    <w:p>
+      <w:pPr>
+        <w:spacing w:after="80"/>
+      </w:pPr>
+      <w:r>
+        <w:rPr>
+          <w:b w:val="false"/>
+          <w:bCs w:val="false"/>
+        </w:rPr>
+        <w:t xml:space="preserve">&lt;person gender= “female”&gt;or &lt;person gender= ‘male’&gt;</w:t>
+      </w:r>
+    </w:p>
+    <w:p>
+      <w:pPr>
+        <w:spacing w:after="80"/>
+      </w:pPr>
+      <w:r>
+        <w:rPr>
+          <w:b w:val="false"/>
+          <w:bCs w:val="false"/>
+        </w:rPr>
+        <w:t xml:space="preserve">If the value of the attribute itself contains double quotation marks, use single</w:t>
+      </w:r>
+    </w:p>
+    <w:p>
+      <w:pPr>
+        <w:spacing w:after="80"/>
+      </w:pPr>
+      <w:r>
+        <w:rPr>
+          <w:b w:val="false"/>
+          <w:bCs w:val="false"/>
+        </w:rPr>
+        <w:t xml:space="preserve">quotation marks, as shown in this example:</w:t>
+      </w:r>
+    </w:p>
+    <w:p>
+      <w:pPr>
+        <w:spacing w:after="80"/>
+      </w:pPr>
+      <w:r>
+        <w:rPr>
+          <w:b w:val="false"/>
+          <w:bCs w:val="false"/>
+        </w:rPr>
+        <w:t xml:space="preserve">&lt;person name= ‘Tilahun Gessesse “KomeLimerkish(ቆሜልመርቅሽ)”’ &gt;</w:t>
+      </w:r>
+    </w:p>
+    <w:p>
+      <w:pPr>
+        <w:spacing w:after="80"/>
+      </w:pPr>
+      <w:r>
+        <w:rPr>
+          <w:b w:val="false"/>
+          <w:bCs w:val="false"/>
+        </w:rPr>
+        <w:t xml:space="preserve">XML Elements vs. Attributes</w:t>
+      </w:r>
+    </w:p>
+    <w:p>
+      <w:pPr>
+        <w:spacing w:after="80"/>
+      </w:pPr>
+      <w:r>
+        <w:rPr>
+          <w:b w:val="false"/>
+          <w:bCs w:val="false"/>
+        </w:rPr>
+        <w:t xml:space="preserve">&lt;person gender=”female”&gt;</w:t>
+      </w:r>
+    </w:p>
+    <w:p>
+      <w:pPr>
+        <w:spacing w:after="80"/>
+      </w:pPr>
+      <w:r>
+        <w:rPr>
+          <w:b w:val="false"/>
+          <w:bCs w:val="false"/>
+        </w:rPr>
+        <w:t xml:space="preserve">&lt; f i r s t n a m e &gt; A n n a &lt; / f i r s t n a m e &gt;</w:t>
+      </w:r>
+    </w:p>
+    <w:p>
+      <w:pPr>
+        <w:spacing w:after="80"/>
+      </w:pPr>
+      <w:r>
+        <w:rPr>
+          <w:b w:val="false"/>
+          <w:bCs w:val="false"/>
+        </w:rPr>
+        <w:t xml:space="preserve">&lt;lastname&gt;Smith&lt;/lastname&gt;</w:t>
+      </w:r>
+    </w:p>
+    <w:p>
+      <w:pPr>
+        <w:spacing w:after="80"/>
+      </w:pPr>
+      <w:r>
+        <w:rPr>
+          <w:b w:val="false"/>
+          <w:bCs w:val="false"/>
+        </w:rPr>
+        <w:t xml:space="preserve">&lt;/person&gt;</w:t>
+      </w:r>
+    </w:p>
+    <w:p>
+      <w:pPr>
+        <w:spacing w:after="80"/>
+      </w:pPr>
+      <w:r>
+        <w:rPr>
+          <w:b w:val="false"/>
+          <w:bCs w:val="false"/>
+        </w:rPr>
+        <w:t xml:space="preserve">&lt;person&gt;</w:t>
+      </w:r>
+    </w:p>
+    <w:p>
+      <w:pPr>
+        <w:spacing w:after="80"/>
+      </w:pPr>
+      <w:r>
+        <w:rPr>
+          <w:b w:val="false"/>
+          <w:bCs w:val="false"/>
+        </w:rPr>
+        <w:t xml:space="preserve">&lt; g e n d e r &gt; f e m a l e &lt; / g e n d e r &gt;</w:t>
+      </w:r>
+    </w:p>
+    <w:p>
+      <w:pPr>
+        <w:spacing w:after="80"/>
+      </w:pPr>
+      <w:r>
+        <w:rPr>
+          <w:b w:val="false"/>
+          <w:bCs w:val="false"/>
+        </w:rPr>
+        <w:t xml:space="preserve">&lt;firstname&gt;Anna&lt;/firstname&gt;</w:t>
+      </w:r>
+    </w:p>
+    <w:p>
+      <w:pPr>
+        <w:spacing w:after="80"/>
+      </w:pPr>
+      <w:r>
+        <w:rPr>
+          <w:b w:val="false"/>
+          <w:bCs w:val="false"/>
+        </w:rPr>
+        <w:t xml:space="preserve">&lt;lastname&gt;Smith&lt;/lastname&gt;</w:t>
+      </w:r>
+    </w:p>
+    <w:p>
+      <w:pPr>
+        <w:spacing w:after="80"/>
+      </w:pPr>
+      <w:r>
+        <w:rPr>
+          <w:b w:val="false"/>
+          <w:bCs w:val="false"/>
+        </w:rPr>
+        <w:t xml:space="preserve">&lt;/person&gt;</w:t>
+      </w:r>
+    </w:p>
+    <w:p>
+      <w:pPr>
+        <w:spacing w:after="80"/>
+      </w:pPr>
+      <w:r>
+        <w:rPr>
+          <w:b w:val="false"/>
+          <w:bCs w:val="false"/>
+        </w:rPr>
+        <w:t xml:space="preserve">Figure 4. 8 XML Elements vs. Attributes</w:t>
+      </w:r>
+    </w:p>
+    <w:p>
+      <w:pPr>
+        <w:spacing w:after="80"/>
+      </w:pPr>
+      <w:r>
+        <w:rPr>
+          <w:b w:val="false"/>
+          <w:bCs w:val="false"/>
+        </w:rPr>
+        <w:t xml:space="preserve">In the first example of Figure 4.8, gender is an attribute. In the next example,</w:t>
+      </w:r>
+    </w:p>
+    <w:p>
+      <w:pPr>
+        <w:spacing w:after="80"/>
+      </w:pPr>
+      <w:r>
+        <w:rPr>
+          <w:b w:val="false"/>
+          <w:bCs w:val="false"/>
+        </w:rPr>
+        <w:t xml:space="preserve">gender is an element. Both examples provide the same information. There are no</w:t>
+      </w:r>
+    </w:p>
+    <w:p>
+      <w:pPr>
+        <w:spacing w:after="80"/>
+      </w:pPr>
+      <w:r>
+        <w:rPr>
+          <w:b w:val="false"/>
+          <w:bCs w:val="false"/>
+        </w:rPr>
+        <w:t xml:space="preserve">rules about when to use attributes or elements in XML.</w:t>
+      </w:r>
+    </w:p>
+    <w:p>
+      <w:pPr>
+        <w:spacing w:after="80"/>
+      </w:pPr>
+      <w:r>
+        <w:rPr>
+          <w:b w:val="false"/>
+          <w:bCs w:val="false"/>
+        </w:rPr>
+        <w:t xml:space="preserve">Entity Declarations: An entity is a declaration of a name that can be used in</w:t>
+      </w:r>
+    </w:p>
+    <w:p>
+      <w:pPr>
+        <w:spacing w:after="80"/>
+      </w:pPr>
+      <w:r>
+        <w:rPr>
+          <w:b w:val="false"/>
+          <w:bCs w:val="false"/>
+        </w:rPr>
+        <w:t xml:space="preserve">an XML in place of content or markup. Entities must be declared before they are</w:t>
+      </w:r>
+    </w:p>
+    <w:p>
+      <w:pPr>
+        <w:spacing w:after="80"/>
+      </w:pPr>
+      <w:r>
+        <w:rPr>
+          <w:b w:val="false"/>
+          <w:bCs w:val="false"/>
+        </w:rPr>
+        <w:t xml:space="preserve">used. All entities are declared with the “ENTITY” declaration. However, the exact</w:t>
+      </w:r>
+    </w:p>
+    <w:p>
+      <w:pPr>
+        <w:spacing w:after="80"/>
+      </w:pPr>
+      <w:r>
+        <w:rPr>
+          <w:b w:val="false"/>
+          <w:bCs w:val="false"/>
+        </w:rPr>
+        <w:t xml:space="preserve">format of the declaration distinguishes between internal, external, and parameter</w:t>
+      </w:r>
+    </w:p>
+    <w:p>
+      <w:pPr>
+        <w:spacing w:after="80"/>
+      </w:pPr>
+      <w:r>
+        <w:rPr>
+          <w:b w:val="false"/>
+          <w:bCs w:val="false"/>
+        </w:rPr>
+        <w:t xml:space="preserve">I nformatIon technology grade 12 ~ Student textbook 114</w:t>
+      </w:r>
+    </w:p>
+    <w:p>
+      <w:pPr>
+        <w:spacing w:after="80"/>
+      </w:pPr>
+      <w:r>
+        <w:rPr>
+          <w:b w:val="false"/>
+          <w:bCs w:val="false"/>
+        </w:rPr>
+        <w:t xml:space="preserve">entities. The internal (parsed) entity declaration will be discussed for our purpose.</w:t>
+      </w:r>
+    </w:p>
+    <w:p>
+      <w:pPr>
+        <w:spacing w:after="80"/>
+      </w:pPr>
+      <w:r>
+        <w:rPr>
+          <w:b w:val="false"/>
+          <w:bCs w:val="false"/>
+        </w:rPr>
+        <w:t xml:space="preserve">The purpose of internal parsed entities is generally to refer to text. It refers to data</w:t>
+      </w:r>
+    </w:p>
+    <w:p>
+      <w:pPr>
+        <w:spacing w:after="80"/>
+      </w:pPr>
+      <w:r>
+        <w:rPr>
+          <w:b w:val="false"/>
+          <w:bCs w:val="false"/>
+        </w:rPr>
+        <w:t xml:space="preserve">that an XML processor has to parse.</w:t>
+      </w:r>
+    </w:p>
+    <w:p>
+      <w:pPr>
+        <w:spacing w:after="80"/>
+      </w:pPr>
+      <w:r>
+        <w:rPr>
+          <w:b w:val="false"/>
+          <w:bCs w:val="false"/>
+        </w:rPr>
+        <w:t xml:space="preserve">Syntax for creating entity declaration Example</w:t>
+      </w:r>
+    </w:p>
+    <w:p>
+      <w:pPr>
+        <w:spacing w:after="80"/>
+      </w:pPr>
+      <w:r>
+        <w:rPr>
+          <w:b w:val="false"/>
+          <w:bCs w:val="false"/>
+        </w:rPr>
+        <w:t xml:space="preserve">&lt;!ENTITY name “value”&gt; &lt;!ENTITY publisher “Berhanena Selam Printing”&gt;</w:t>
+      </w:r>
+    </w:p>
+    <w:p>
+      <w:pPr>
+        <w:spacing w:after="80"/>
+      </w:pPr>
+      <w:r>
+        <w:rPr>
+          <w:b w:val="false"/>
+          <w:bCs w:val="false"/>
+        </w:rPr>
+        <w:t xml:space="preserve">Figure 4. 9 Entity Declaration</w:t>
+      </w:r>
+    </w:p>
+    <w:p>
+      <w:pPr>
+        <w:spacing w:after="80"/>
+      </w:pPr>
+      <w:r>
+        <w:rPr>
+          <w:b w:val="false"/>
+          <w:bCs w:val="false"/>
+        </w:rPr>
+        <w:t xml:space="preserve">There are two parts to entities. The first is an entity declaration of a name that tie the</w:t>
+      </w:r>
+    </w:p>
+    <w:p>
+      <w:pPr>
+        <w:spacing w:after="80"/>
+      </w:pPr>
+      <w:r>
+        <w:rPr>
+          <w:b w:val="false"/>
+          <w:bCs w:val="false"/>
+        </w:rPr>
+        <w:t xml:space="preserve">replacement content. The above example declares an entity of the name ‘publisher’.</w:t>
+      </w:r>
+    </w:p>
+    <w:p>
+      <w:pPr>
+        <w:spacing w:after="80"/>
+      </w:pPr>
+      <w:r>
+        <w:rPr>
+          <w:b w:val="false"/>
+          <w:bCs w:val="false"/>
+        </w:rPr>
+        <w:t xml:space="preserve">The name ‘publisher’ is associated with the content of “Berhanena Selam Printing”.</w:t>
+      </w:r>
+    </w:p>
+    <w:p>
+      <w:pPr>
+        <w:spacing w:after="80"/>
+      </w:pPr>
+      <w:r>
+        <w:rPr>
+          <w:b w:val="false"/>
+          <w:bCs w:val="false"/>
+        </w:rPr>
+        <w:t xml:space="preserve">The second is using the name defined in the entity declaration subsequently in the</w:t>
+      </w:r>
+    </w:p>
+    <w:p>
+      <w:pPr>
+        <w:spacing w:after="80"/>
+      </w:pPr>
+      <w:r>
+        <w:rPr>
+          <w:b w:val="false"/>
+          <w:bCs w:val="false"/>
+        </w:rPr>
+        <w:t xml:space="preserve">XML as shown below. When the entity name is used in XML, it is called an entity</w:t>
+      </w:r>
+    </w:p>
+    <w:p>
+      <w:pPr>
+        <w:spacing w:after="80"/>
+      </w:pPr>
+      <w:r>
+        <w:rPr>
+          <w:b w:val="false"/>
+          <w:bCs w:val="false"/>
+        </w:rPr>
+        <w:t xml:space="preserve">reference.</w:t>
+      </w:r>
+    </w:p>
+    <w:p>
+      <w:pPr>
+        <w:spacing w:after="80"/>
+      </w:pPr>
+      <w:r>
+        <w:rPr>
+          <w:b w:val="false"/>
+          <w:bCs w:val="false"/>
+        </w:rPr>
+        <w:t xml:space="preserve">&lt;author&gt;Addis Alemayehu&lt;/author&gt;</w:t>
+      </w:r>
+    </w:p>
+    <w:p>
+      <w:pPr>
+        <w:spacing w:after="80"/>
+      </w:pPr>
+      <w:r>
+        <w:rPr>
+          <w:b w:val="false"/>
+          <w:bCs w:val="false"/>
+        </w:rPr>
+        <w:t xml:space="preserve">&lt;pubinfo&gt;Published by &amp;publisher;&lt;/pubinfo&gt;</w:t>
+      </w:r>
+    </w:p>
+    <w:p>
+      <w:pPr>
+        <w:spacing w:after="80"/>
+      </w:pPr>
+      <w:r>
+        <w:rPr>
+          <w:b w:val="false"/>
+          <w:bCs w:val="false"/>
+        </w:rPr>
+        <w:t xml:space="preserve">When the parser subsequently encounters an ampersand symbol (i.e. &amp;) and</w:t>
+      </w:r>
+    </w:p>
+    <w:p>
+      <w:pPr>
+        <w:spacing w:after="80"/>
+      </w:pPr>
+      <w:r>
+        <w:rPr>
+          <w:b w:val="false"/>
+          <w:bCs w:val="false"/>
+        </w:rPr>
+        <w:t xml:space="preserve">semicolon (i.e. ;) which identify a general entity reference, the parser looks</w:t>
+      </w:r>
+    </w:p>
+    <w:p>
+      <w:pPr>
+        <w:spacing w:after="80"/>
+      </w:pPr>
+      <w:r>
+        <w:rPr>
+          <w:b w:val="false"/>
+          <w:bCs w:val="false"/>
+        </w:rPr>
+        <w:t xml:space="preserve">up that name in an entity declaration table. In our case, the</w:t>
+      </w:r>
+    </w:p>
+    <w:p>
+      <w:pPr>
+        <w:spacing w:after="80"/>
+      </w:pPr>
+      <w:r>
+        <w:rPr>
+          <w:b w:val="false"/>
+          <w:bCs w:val="false"/>
+        </w:rPr>
+        <w:t xml:space="preserve">reference, &amp;publisher; is replaced by the content that it represents. Using the</w:t>
+      </w:r>
+    </w:p>
+    <w:p>
+      <w:pPr>
+        <w:spacing w:after="80"/>
+      </w:pPr>
+      <w:r>
+        <w:rPr>
+          <w:b w:val="false"/>
+          <w:bCs w:val="false"/>
+        </w:rPr>
+        <w:t xml:space="preserve">following (left column) XML, expanding the entity reference, and replacing the</w:t>
+      </w:r>
+    </w:p>
+    <w:p>
+      <w:pPr>
+        <w:spacing w:after="80"/>
+      </w:pPr>
+      <w:r>
+        <w:rPr>
+          <w:b w:val="false"/>
+          <w:bCs w:val="false"/>
+        </w:rPr>
+        <w:t xml:space="preserve">&amp;publisher; with the “Berhanena Selam Printing” content gives the following</w:t>
+      </w:r>
+    </w:p>
+    <w:p>
+      <w:pPr>
+        <w:spacing w:after="80"/>
+      </w:pPr>
+      <w:r>
+        <w:rPr>
+          <w:b w:val="false"/>
+          <w:bCs w:val="false"/>
+        </w:rPr>
+        <w:t xml:space="preserve">expanded XML.</w:t>
+      </w:r>
+    </w:p>
+    <w:p>
+      <w:pPr>
+        <w:spacing w:after="80"/>
+      </w:pPr>
+      <w:r>
+        <w:rPr>
+          <w:b w:val="false"/>
+          <w:bCs w:val="false"/>
+        </w:rPr>
+        <w:t xml:space="preserve">XML document with internal DTD</w:t>
+      </w:r>
+    </w:p>
+    <w:p>
+      <w:pPr>
+        <w:spacing w:after="80"/>
+      </w:pPr>
+      <w:r>
+        <w:rPr>
+          <w:b w:val="false"/>
+          <w:bCs w:val="false"/>
+        </w:rPr>
+        <w:t xml:space="preserve">&lt;&lt;?xml version=”1.0”?&gt;</w:t>
+      </w:r>
+    </w:p>
+    <w:p>
+      <w:pPr>
+        <w:spacing w:after="80"/>
+      </w:pPr>
+      <w:r>
+        <w:rPr>
+          <w:b w:val="false"/>
+          <w:bCs w:val="false"/>
+        </w:rPr>
+        <w:t xml:space="preserve">&lt;!DOCTYPE book [</w:t>
+      </w:r>
+    </w:p>
+    <w:p>
+      <w:pPr>
+        <w:spacing w:after="80"/>
+      </w:pPr>
+      <w:r>
+        <w:rPr>
+          <w:b w:val="false"/>
+          <w:bCs w:val="false"/>
+        </w:rPr>
+        <w:t xml:space="preserve">&lt;!ENTITY publisher “Berhanena Selam Printing”&gt;</w:t>
+      </w:r>
+    </w:p>
+    <w:p>
+      <w:pPr>
+        <w:spacing w:after="80"/>
+      </w:pPr>
+      <w:r>
+        <w:rPr>
+          <w:b w:val="false"/>
+          <w:bCs w:val="false"/>
+        </w:rPr>
+        <w:t xml:space="preserve">]&gt;</w:t>
+      </w:r>
+    </w:p>
+    <w:p>
+      <w:pPr>
+        <w:spacing w:after="80"/>
+      </w:pPr>
+      <w:r>
+        <w:rPr>
+          <w:b w:val="false"/>
+          <w:bCs w:val="false"/>
+        </w:rPr>
+        <w:t xml:space="preserve">&lt;book&gt;</w:t>
+      </w:r>
+    </w:p>
+    <w:p>
+      <w:pPr>
+        <w:spacing w:after="80"/>
+      </w:pPr>
+      <w:r>
+        <w:rPr>
+          <w:b w:val="false"/>
+          <w:bCs w:val="false"/>
+        </w:rPr>
+        <w:t xml:space="preserve">&lt;author&gt;Addis Alemayehu&lt;/author&gt;</w:t>
+      </w:r>
+    </w:p>
+    <w:p>
+      <w:pPr>
+        <w:spacing w:after="80"/>
+      </w:pPr>
+      <w:r>
+        <w:rPr>
+          <w:b w:val="false"/>
+          <w:bCs w:val="false"/>
+        </w:rPr>
+        <w:t xml:space="preserve">&lt;pubinfo&gt;Published by &amp;publisher;&lt;/pubinfo&gt;</w:t>
+      </w:r>
+    </w:p>
+    <w:p>
+      <w:pPr>
+        <w:spacing w:after="80"/>
+      </w:pPr>
+      <w:r>
+        <w:rPr>
+          <w:b w:val="false"/>
+          <w:bCs w:val="false"/>
+        </w:rPr>
+        <w:t xml:space="preserve">&lt;/book&gt;</w:t>
+      </w:r>
+    </w:p>
+    <w:p>
+      <w:pPr>
+        <w:spacing w:after="80"/>
+      </w:pPr>
+      <w:r>
+        <w:rPr>
+          <w:b w:val="false"/>
+          <w:bCs w:val="false"/>
+        </w:rPr>
+        <w:t xml:space="preserve">I nformatIon technology grade 12 ~ Student textbook 115</w:t>
+      </w:r>
+    </w:p>
+    <w:p>
+      <w:pPr>
+        <w:spacing w:after="80"/>
+      </w:pPr>
+      <w:r>
+        <w:rPr>
+          <w:b w:val="false"/>
+          <w:bCs w:val="false"/>
+        </w:rPr>
+        <w:t xml:space="preserve">Output on browser</w:t>
+      </w:r>
+    </w:p>
+    <w:p>
+      <w:pPr>
+        <w:spacing w:after="80"/>
+      </w:pPr>
+      <w:r>
+        <w:rPr>
+          <w:b w:val="false"/>
+          <w:bCs w:val="false"/>
+        </w:rPr>
+        <w:t xml:space="preserve">Figure 4. 10 XML Document with DTD and Output on Browser</w:t>
+      </w:r>
+    </w:p>
+    <w:p>
+      <w:pPr>
+        <w:spacing w:after="80"/>
+      </w:pPr>
+      <w:r>
+        <w:rPr>
+          <w:b w:val="false"/>
+          <w:bCs w:val="false"/>
+        </w:rPr>
+        <w:t xml:space="preserve">Document Type Definition (DTD)</w:t>
+      </w:r>
+    </w:p>
+    <w:p>
+      <w:pPr>
+        <w:spacing w:after="80"/>
+      </w:pPr>
+      <w:r>
+        <w:rPr>
+          <w:b w:val="false"/>
+          <w:bCs w:val="false"/>
+        </w:rPr>
+        <w:t xml:space="preserve">A Document Type Definition (DTD) defines the structure attributes of a document</w:t>
+      </w:r>
+    </w:p>
+    <w:p>
+      <w:pPr>
+        <w:spacing w:after="80"/>
+      </w:pPr>
+      <w:r>
+        <w:rPr>
+          <w:b w:val="false"/>
+          <w:bCs w:val="false"/>
+        </w:rPr>
+        <w:t xml:space="preserve">and the legal elements of an XML document. It can be used by an application</w:t>
+      </w:r>
+    </w:p>
+    <w:p>
+      <w:pPr>
+        <w:spacing w:after="80"/>
+      </w:pPr>
+      <w:r>
+        <w:rPr>
+          <w:b w:val="false"/>
+          <w:bCs w:val="false"/>
+        </w:rPr>
+        <w:t xml:space="preserve">to verify that XML data is valid. A DTD declared inside the XML file must be</w:t>
+      </w:r>
+    </w:p>
+    <w:p>
+      <w:pPr>
+        <w:spacing w:after="80"/>
+      </w:pPr>
+      <w:r>
+        <w:rPr>
+          <w:b w:val="false"/>
+          <w:bCs w:val="false"/>
+        </w:rPr>
+        <w:t xml:space="preserve">wrapped inside the &lt;!DOCTYPE&gt; definition. See Figure 4.11 below.</w:t>
+      </w:r>
+    </w:p>
+    <w:p>
+      <w:pPr>
+        <w:spacing w:after="80"/>
+      </w:pPr>
+      <w:r>
+        <w:rPr>
+          <w:b w:val="false"/>
+          <w:bCs w:val="false"/>
+        </w:rPr>
+        <w:t xml:space="preserve">Example of an XML document with internal DTD</w:t>
+      </w:r>
+    </w:p>
+    <w:p>
+      <w:pPr>
+        <w:spacing w:after="80"/>
+      </w:pPr>
+      <w:r>
+        <w:rPr>
+          <w:b w:val="false"/>
+          <w:bCs w:val="false"/>
+        </w:rPr>
+        <w:t xml:space="preserve">&lt;?xml version=”1.0”?&gt;</w:t>
+      </w:r>
+    </w:p>
+    <w:p>
+      <w:pPr>
+        <w:spacing w:after="80"/>
+      </w:pPr>
+      <w:r>
+        <w:rPr>
+          <w:b w:val="false"/>
+          <w:bCs w:val="false"/>
+        </w:rPr>
+        <w:t xml:space="preserve">&lt;!DOCTYPE album [</w:t>
+      </w:r>
+    </w:p>
+    <w:p>
+      <w:pPr>
+        <w:spacing w:after="80"/>
+      </w:pPr>
+      <w:r>
+        <w:rPr>
+          <w:b w:val="false"/>
+          <w:bCs w:val="false"/>
+        </w:rPr>
+        <w:t xml:space="preserve">&lt;!ELEMENT album (singer, name, release, language)&gt;</w:t>
+      </w:r>
+    </w:p>
+    <w:p>
+      <w:pPr>
+        <w:spacing w:after="80"/>
+      </w:pPr>
+      <w:r>
+        <w:rPr>
+          <w:b w:val="false"/>
+          <w:bCs w:val="false"/>
+        </w:rPr>
+        <w:t xml:space="preserve">&lt;!ELEMENT singer (#PCDATA)&gt;</w:t>
+      </w:r>
+    </w:p>
+    <w:p>
+      <w:pPr>
+        <w:spacing w:after="80"/>
+      </w:pPr>
+      <w:r>
+        <w:rPr>
+          <w:b w:val="false"/>
+          <w:bCs w:val="false"/>
+        </w:rPr>
+        <w:t xml:space="preserve">&lt;!ELEMENT name (#PCDATA)&gt;</w:t>
+      </w:r>
+    </w:p>
+    <w:p>
+      <w:pPr>
+        <w:spacing w:after="80"/>
+      </w:pPr>
+      <w:r>
+        <w:rPr>
+          <w:b w:val="false"/>
+          <w:bCs w:val="false"/>
+        </w:rPr>
+        <w:t xml:space="preserve">&lt;!ELEMENT release (#PCDATA)&gt;</w:t>
+      </w:r>
+    </w:p>
+    <w:p>
+      <w:pPr>
+        <w:spacing w:after="80"/>
+      </w:pPr>
+      <w:r>
+        <w:rPr>
+          <w:b w:val="false"/>
+          <w:bCs w:val="false"/>
+        </w:rPr>
+        <w:t xml:space="preserve">&lt;!ELEMENT language (#PCDATA)&gt;</w:t>
+      </w:r>
+    </w:p>
+    <w:p>
+      <w:pPr>
+        <w:spacing w:after="80"/>
+      </w:pPr>
+      <w:r>
+        <w:rPr>
+          <w:b w:val="false"/>
+          <w:bCs w:val="false"/>
+        </w:rPr>
+        <w:t xml:space="preserve">]&gt;</w:t>
+      </w:r>
+    </w:p>
+    <w:p>
+      <w:pPr>
+        <w:spacing w:after="80"/>
+      </w:pPr>
+      <w:r>
+        <w:rPr>
+          <w:b w:val="false"/>
+          <w:bCs w:val="false"/>
+        </w:rPr>
+        <w:t xml:space="preserve">&lt;album&gt;</w:t>
+      </w:r>
+    </w:p>
+    <w:p>
+      <w:pPr>
+        <w:spacing w:after="80"/>
+      </w:pPr>
+      <w:r>
+        <w:rPr>
+          <w:b w:val="false"/>
+          <w:bCs w:val="false"/>
+        </w:rPr>
+        <w:t xml:space="preserve">&lt;singer&gt;Ali Birra&lt;/singer&gt;</w:t>
+      </w:r>
+    </w:p>
+    <w:p>
+      <w:pPr>
+        <w:spacing w:after="80"/>
+      </w:pPr>
+      <w:r>
+        <w:rPr>
+          <w:b w:val="false"/>
+          <w:bCs w:val="false"/>
+        </w:rPr>
+        <w:t xml:space="preserve">&lt;name&gt;Ammalele&lt;/name&gt;</w:t>
+      </w:r>
+    </w:p>
+    <w:p>
+      <w:pPr>
+        <w:spacing w:after="80"/>
+      </w:pPr>
+      <w:r>
+        <w:rPr>
+          <w:b w:val="false"/>
+          <w:bCs w:val="false"/>
+        </w:rPr>
+        <w:t xml:space="preserve">&lt;release&gt;2012&lt;/release&gt;</w:t>
+      </w:r>
+    </w:p>
+    <w:p>
+      <w:pPr>
+        <w:spacing w:after="80"/>
+      </w:pPr>
+      <w:r>
+        <w:rPr>
+          <w:b w:val="false"/>
+          <w:bCs w:val="false"/>
+        </w:rPr>
+        <w:t xml:space="preserve">&lt;language&gt;Oromiffa&lt;/language&gt;</w:t>
+      </w:r>
+    </w:p>
+    <w:p>
+      <w:pPr>
+        <w:spacing w:after="80"/>
+      </w:pPr>
+      <w:r>
+        <w:rPr>
+          <w:b w:val="false"/>
+          <w:bCs w:val="false"/>
+        </w:rPr>
+        <w:t xml:space="preserve">&lt;/album&gt;</w:t>
+      </w:r>
+    </w:p>
+    <w:p>
+      <w:pPr>
+        <w:spacing w:after="80"/>
+      </w:pPr>
+      <w:r>
+        <w:rPr>
+          <w:b w:val="false"/>
+          <w:bCs w:val="false"/>
+        </w:rPr>
+        <w:t xml:space="preserve">I nformatIon technology grade 12 ~ Student textbook 116</w:t>
+      </w:r>
+    </w:p>
+    <w:p>
+      <w:pPr>
+        <w:spacing w:after="80"/>
+      </w:pPr>
+      <w:r>
+        <w:rPr>
+          <w:b w:val="false"/>
+          <w:bCs w:val="false"/>
+        </w:rPr>
+        <w:t xml:space="preserve">The interpretation of the above DTD is:</w:t>
+      </w:r>
+    </w:p>
+    <w:p>
+      <w:pPr>
+        <w:spacing w:after="80"/>
+      </w:pPr>
+      <w:r>
+        <w:rPr>
+          <w:b w:val="false"/>
+          <w:bCs w:val="false"/>
+        </w:rPr>
+        <w:t xml:space="preserve">• !DOCTYPE album - defines the root element of the document album</w:t>
+      </w:r>
+    </w:p>
+    <w:p>
+      <w:pPr>
+        <w:spacing w:after="80"/>
+      </w:pPr>
+      <w:r>
+        <w:rPr>
+          <w:b w:val="false"/>
+          <w:bCs w:val="false"/>
+        </w:rPr>
+        <w:t xml:space="preserve">• !ELEMENT album - defines the album element which must contain</w:t>
+      </w:r>
+    </w:p>
+    <w:p>
+      <w:pPr>
+        <w:spacing w:after="80"/>
+      </w:pPr>
+      <w:r>
+        <w:rPr>
+          <w:b w:val="false"/>
+          <w:bCs w:val="false"/>
+        </w:rPr>
+        <w:t xml:space="preserve">four elements: “singer, name, release, language”</w:t>
+      </w:r>
+    </w:p>
+    <w:p>
+      <w:pPr>
+        <w:spacing w:after="80"/>
+      </w:pPr>
+      <w:r>
+        <w:rPr>
+          <w:b w:val="false"/>
+          <w:bCs w:val="false"/>
+        </w:rPr>
+        <w:t xml:space="preserve">• !ELEMENT singer - defines singer element type “#PCDATA”</w:t>
+      </w:r>
+    </w:p>
+    <w:p>
+      <w:pPr>
+        <w:spacing w:after="80"/>
+      </w:pPr>
+      <w:r>
+        <w:rPr>
+          <w:b w:val="false"/>
+          <w:bCs w:val="false"/>
+        </w:rPr>
+        <w:t xml:space="preserve">• !ELEMENT name - defines name element type “#PCDATA”</w:t>
+      </w:r>
+    </w:p>
+    <w:p>
+      <w:pPr>
+        <w:spacing w:after="80"/>
+      </w:pPr>
+      <w:r>
+        <w:rPr>
+          <w:b w:val="false"/>
+          <w:bCs w:val="false"/>
+        </w:rPr>
+        <w:t xml:space="preserve">• !ELEMENT release - defines release element type “#PCDATA”</w:t>
+      </w:r>
+    </w:p>
+    <w:p>
+      <w:pPr>
+        <w:spacing w:after="80"/>
+      </w:pPr>
+      <w:r>
+        <w:rPr>
+          <w:b w:val="false"/>
+          <w:bCs w:val="false"/>
+        </w:rPr>
+        <w:t xml:space="preserve">• !ELEMENT language - defines language element type “#PCDATA”</w:t>
+      </w:r>
+    </w:p>
+    <w:p>
+      <w:pPr>
+        <w:spacing w:after="80"/>
+      </w:pPr>
+      <w:r>
+        <w:rPr>
+          <w:b w:val="false"/>
+          <w:bCs w:val="false"/>
+        </w:rPr>
+        <w:t xml:space="preserve">• PCDATA - means parsed character data. Think of character data as</w:t>
+      </w:r>
+    </w:p>
+    <w:p>
+      <w:pPr>
+        <w:spacing w:after="80"/>
+      </w:pPr>
+      <w:r>
+        <w:rPr>
+          <w:b w:val="false"/>
+          <w:bCs w:val="false"/>
+        </w:rPr>
+        <w:t xml:space="preserve">the text that is found between the start tag and the end tag of an XML</w:t>
+      </w:r>
+    </w:p>
+    <w:p>
+      <w:pPr>
+        <w:spacing w:after="80"/>
+      </w:pPr>
+      <w:r>
+        <w:rPr>
+          <w:b w:val="false"/>
+          <w:bCs w:val="false"/>
+        </w:rPr>
+        <w:t xml:space="preserve">element.</w:t>
+      </w:r>
+    </w:p>
+    <w:p>
+      <w:pPr>
+        <w:spacing w:after="80"/>
+      </w:pPr>
+      <w:r>
+        <w:rPr>
+          <w:b w:val="false"/>
+          <w:bCs w:val="false"/>
+        </w:rPr>
+        <w:t xml:space="preserve">Figure 4. 11 Document Type Definition</w:t>
+      </w:r>
+    </w:p>
+    <w:p>
+      <w:pPr>
+        <w:spacing w:after="80"/>
+      </w:pPr>
+      <w:r>
+        <w:rPr>
+          <w:b w:val="false"/>
+          <w:bCs w:val="false"/>
+        </w:rPr>
+        <w:t xml:space="preserve">Activity 4.6</w:t>
+      </w:r>
+    </w:p>
+    <w:p>
+      <w:pPr>
+        <w:spacing w:after="80"/>
+      </w:pPr>
+      <w:r>
+        <w:rPr>
+          <w:b w:val="false"/>
+          <w:bCs w:val="false"/>
+        </w:rPr>
+        <w:t xml:space="preserve">• Write DTD for the following XML and test the output on a browser.</w:t>
+      </w:r>
+    </w:p>
+    <w:p>
+      <w:pPr>
+        <w:spacing w:after="80"/>
+      </w:pPr>
+      <w:r>
+        <w:rPr>
+          <w:b w:val="false"/>
+          <w:bCs w:val="false"/>
+        </w:rPr>
+        <w:t xml:space="preserve">&lt;!ENTITY author “Author: Addis Ababa University.”&gt;</w:t>
+      </w:r>
+    </w:p>
+    <w:p>
+      <w:pPr>
+        <w:spacing w:after="80"/>
+      </w:pPr>
+      <w:r>
+        <w:rPr>
+          <w:b w:val="false"/>
+          <w:bCs w:val="false"/>
+        </w:rPr>
+        <w:t xml:space="preserve">&lt;!ENTITY copyright “Copyright: Ministry of Education.”&gt;</w:t>
+      </w:r>
+    </w:p>
+    <w:p>
+      <w:pPr>
+        <w:spacing w:after="80"/>
+      </w:pPr>
+      <w:r>
+        <w:rPr>
+          <w:b w:val="false"/>
+          <w:bCs w:val="false"/>
+        </w:rPr>
+        <w:t xml:space="preserve">&lt;textbook&gt;&amp;author;&amp;copyright;&lt;/textbook&gt;</w:t>
       </w:r>
     </w:p>
     <w:sectPr>
